--- a/docx/02-ethernet-cableado/boletin-U02-inicial-resuelto.docx
+++ b/docx/02-ethernet-cableado/boletin-U02-inicial-resuelto.docx
@@ -15,6 +15,9 @@
             <w:pStyle w:val="TOCHeading"/>
           </w:pPr>
           <w:r>
+            <w:rPr>
+              <w:lang w:val="es-ES"/>
+            </w:rPr>
             <w:t xml:space="preserve">Table of Contents</w:t>
           </w:r>
         </w:p>
@@ -34,6 +37,9 @@
         <w:pStyle w:val="Heading1"/>
       </w:pPr>
       <w:r>
+        <w:rPr>
+          <w:lang w:val="es-ES"/>
+        </w:rPr>
         <w:t xml:space="preserve">Boletín UD2 — Inicial (Resuelto)</w:t>
       </w:r>
     </w:p>
@@ -44,6 +50,9 @@
         <w:pStyle w:val="Heading1"/>
       </w:pPr>
       <w:r>
+        <w:rPr>
+          <w:lang w:val="es-ES"/>
+        </w:rPr>
         <w:t xml:space="preserve">✅ Boletín UD2 — Inicial (Resuelto)</w:t>
       </w:r>
     </w:p>
@@ -60,6 +69,9 @@
         <w:pStyle w:val="Heading2"/>
       </w:pPr>
       <w:r>
+        <w:rPr>
+          <w:lang w:val="es-ES"/>
+        </w:rPr>
         <w:t xml:space="preserve">1. Identifica el cable</w:t>
       </w:r>
     </w:p>
@@ -68,18 +80,33 @@
         <w:pStyle w:val="FirstParagraph"/>
       </w:pPr>
       <w:r>
+        <w:rPr>
+          <w:lang w:val="es-ES"/>
+        </w:rPr>
         <w:t xml:space="preserve">1 → b (Directo: PC a switch)</w:t>
       </w:r>
       <w:r>
-        <w:t xml:space="preserve"> </w:t>
-      </w:r>
-      <w:r>
+        <w:rPr>
+          <w:lang w:val="es-ES"/>
+        </w:rPr>
+        <w:t xml:space="preserve"> </w:t>
+      </w:r>
+      <w:r>
+        <w:rPr>
+          <w:lang w:val="es-ES"/>
+        </w:rPr>
         <w:t xml:space="preserve">2 → a (Cruzado: PC a PC)</w:t>
       </w:r>
       <w:r>
-        <w:t xml:space="preserve"> </w:t>
-      </w:r>
-      <w:r>
+        <w:rPr>
+          <w:lang w:val="es-ES"/>
+        </w:rPr>
+        <w:t xml:space="preserve"> </w:t>
+      </w:r>
+      <w:r>
+        <w:rPr>
+          <w:lang w:val="es-ES"/>
+        </w:rPr>
         <w:t xml:space="preserve">3 → c (Consola: configuración switch)</w:t>
       </w:r>
     </w:p>
@@ -90,6 +117,9 @@
         <w:pStyle w:val="Heading2"/>
       </w:pPr>
       <w:r>
+        <w:rPr>
+          <w:lang w:val="es-ES"/>
+        </w:rPr>
         <w:t xml:space="preserve">2. ¿Qué categoría?</w:t>
       </w:r>
     </w:p>
@@ -105,13 +135,20 @@
         <w:rPr>
           <w:b/>
           <w:bCs/>
+          <w:lang w:val="es-ES"/>
         </w:rPr>
         <w:t xml:space="preserve">Cat6</w:t>
       </w:r>
       <w:r>
-        <w:t xml:space="preserve"> </w:t>
-      </w:r>
-      <w:r>
+        <w:rPr>
+          <w:lang w:val="es-ES"/>
+        </w:rPr>
+        <w:t xml:space="preserve"> </w:t>
+      </w:r>
+      <w:r>
+        <w:rPr>
+          <w:lang w:val="es-ES"/>
+        </w:rPr>
         <w:t xml:space="preserve">— 1 Gbps a 100 m, estándar actual en oficinas</w:t>
       </w:r>
     </w:p>
@@ -127,13 +164,20 @@
         <w:rPr>
           <w:b/>
           <w:bCs/>
+          <w:lang w:val="es-ES"/>
         </w:rPr>
         <w:t xml:space="preserve">Cat6a o superior</w:t>
       </w:r>
       <w:r>
-        <w:t xml:space="preserve"> </w:t>
-      </w:r>
-      <w:r>
+        <w:rPr>
+          <w:lang w:val="es-ES"/>
+        </w:rPr>
+        <w:t xml:space="preserve"> </w:t>
+      </w:r>
+      <w:r>
+        <w:rPr>
+          <w:lang w:val="es-ES"/>
+        </w:rPr>
         <w:t xml:space="preserve">— 10 Gbps a 100 m</w:t>
       </w:r>
     </w:p>
@@ -149,13 +193,20 @@
         <w:rPr>
           <w:b/>
           <w:bCs/>
+          <w:lang w:val="es-ES"/>
         </w:rPr>
         <w:t xml:space="preserve">Cat5e</w:t>
       </w:r>
       <w:r>
-        <w:t xml:space="preserve"> </w:t>
-      </w:r>
-      <w:r>
+        <w:rPr>
+          <w:lang w:val="es-ES"/>
+        </w:rPr>
+        <w:t xml:space="preserve"> </w:t>
+      </w:r>
+      <w:r>
+        <w:rPr>
+          <w:lang w:val="es-ES"/>
+        </w:rPr>
         <w:t xml:space="preserve">— 1 Gbps a 100 m, más barato que Cat6</w:t>
       </w:r>
     </w:p>
@@ -166,6 +217,9 @@
         <w:pStyle w:val="Heading2"/>
       </w:pPr>
       <w:r>
+        <w:rPr>
+          <w:lang w:val="es-ES"/>
+        </w:rPr>
         <w:t xml:space="preserve">3. Verdadero o falso</w:t>
       </w:r>
     </w:p>
@@ -181,13 +235,20 @@
         <w:rPr>
           <w:b/>
           <w:bCs/>
+          <w:lang w:val="es-ES"/>
         </w:rPr>
         <w:t xml:space="preserve">Falso.</w:t>
       </w:r>
       <w:r>
-        <w:t xml:space="preserve"> </w:t>
-      </w:r>
-      <w:r>
+        <w:rPr>
+          <w:lang w:val="es-ES"/>
+        </w:rPr>
+        <w:t xml:space="preserve"> </w:t>
+      </w:r>
+      <w:r>
+        <w:rPr>
+          <w:lang w:val="es-ES"/>
+        </w:rPr>
         <w:t xml:space="preserve">La fibra usa pulsos de LUZ (fotones), no electricidad.</w:t>
       </w:r>
     </w:p>
@@ -203,13 +264,20 @@
         <w:rPr>
           <w:b/>
           <w:bCs/>
+          <w:lang w:val="es-ES"/>
         </w:rPr>
         <w:t xml:space="preserve">Verdadero.</w:t>
       </w:r>
       <w:r>
-        <w:t xml:space="preserve"> </w:t>
-      </w:r>
-      <w:r>
+        <w:rPr>
+          <w:lang w:val="es-ES"/>
+        </w:rPr>
+        <w:t xml:space="preserve"> </w:t>
+      </w:r>
+      <w:r>
+        <w:rPr>
+          <w:lang w:val="es-ES"/>
+        </w:rPr>
         <w:t xml:space="preserve">T568B: pin 1 = Blanco/Naranja, pin 2 = Naranja.</w:t>
       </w:r>
     </w:p>
@@ -225,13 +293,20 @@
         <w:rPr>
           <w:b/>
           <w:bCs/>
+          <w:lang w:val="es-ES"/>
         </w:rPr>
         <w:t xml:space="preserve">Verdadero.</w:t>
       </w:r>
       <w:r>
-        <w:t xml:space="preserve"> </w:t>
-      </w:r>
-      <w:r>
+        <w:rPr>
+          <w:lang w:val="es-ES"/>
+        </w:rPr>
+        <w:t xml:space="preserve"> </w:t>
+      </w:r>
+      <w:r>
+        <w:rPr>
+          <w:lang w:val="es-ES"/>
+        </w:rPr>
         <w:t xml:space="preserve">4 pares trenzados = 8 hilos.</w:t>
       </w:r>
     </w:p>
@@ -247,13 +322,20 @@
         <w:rPr>
           <w:b/>
           <w:bCs/>
+          <w:lang w:val="es-ES"/>
         </w:rPr>
         <w:t xml:space="preserve">Verdadero.</w:t>
       </w:r>
       <w:r>
-        <w:t xml:space="preserve"> </w:t>
-      </w:r>
-      <w:r>
+        <w:rPr>
+          <w:lang w:val="es-ES"/>
+        </w:rPr>
+        <w:t xml:space="preserve"> </w:t>
+      </w:r>
+      <w:r>
+        <w:rPr>
+          <w:lang w:val="es-ES"/>
+        </w:rPr>
         <w:t xml:space="preserve">Auto MDI-X detecta el tipo de cable y ajusta la interfaz.</w:t>
       </w:r>
     </w:p>
@@ -269,13 +351,20 @@
         <w:rPr>
           <w:b/>
           <w:bCs/>
+          <w:lang w:val="es-ES"/>
         </w:rPr>
         <w:t xml:space="preserve">Falso.</w:t>
       </w:r>
       <w:r>
-        <w:t xml:space="preserve"> </w:t>
-      </w:r>
-      <w:r>
+        <w:rPr>
+          <w:lang w:val="es-ES"/>
+        </w:rPr>
+        <w:t xml:space="preserve"> </w:t>
+      </w:r>
+      <w:r>
+        <w:rPr>
+          <w:lang w:val="es-ES"/>
+        </w:rPr>
         <w:t xml:space="preserve">La diafonía (crosstalk) es la interferencia entre pares. La pérdida con la distancia es atenuación.</w:t>
       </w:r>
     </w:p>
@@ -286,6 +375,9 @@
         <w:pStyle w:val="Heading2"/>
       </w:pPr>
       <w:r>
+        <w:rPr>
+          <w:lang w:val="es-ES"/>
+        </w:rPr>
         <w:t xml:space="preserve">4. Ordena el crimpado</w:t>
       </w:r>
     </w:p>
@@ -297,6 +389,51 @@
           <w:numId w:val="1003"/>
         </w:numPr>
       </w:pPr>
+      <w:r>
+        <w:rPr>
+          <w:lang w:val="es-ES"/>
+        </w:rPr>
+        <w:t xml:space="preserve">b) Pelar la funda exterior del cable</w:t>
+      </w:r>
+    </w:p>
+    <w:p>
+      <w:pPr>
+        <w:pStyle w:val="Compact"/>
+        <w:numPr>
+          <w:ilvl w:val="0"/>
+          <w:numId w:val="1003"/>
+        </w:numPr>
+      </w:pPr>
+      <w:r>
+        <w:rPr>
+          <w:lang w:val="es-ES"/>
+        </w:rPr>
+        <w:t xml:space="preserve">d) Ordenar los hilos según T568B</w:t>
+      </w:r>
+    </w:p>
+    <w:p>
+      <w:pPr>
+        <w:pStyle w:val="Compact"/>
+        <w:numPr>
+          <w:ilvl w:val="0"/>
+          <w:numId w:val="1003"/>
+        </w:numPr>
+      </w:pPr>
+      <w:r>
+        <w:rPr>
+          <w:lang w:val="es-ES"/>
+        </w:rPr>
+        <w:t xml:space="preserve">e) Cortar los hilos rectos</w:t>
+      </w:r>
+    </w:p>
+    <w:p>
+      <w:pPr>
+        <w:pStyle w:val="Compact"/>
+        <w:numPr>
+          <w:ilvl w:val="0"/>
+          <w:numId w:val="1003"/>
+        </w:numPr>
+      </w:pPr>
     </w:p>
     <w:p>
       <w:pPr>
@@ -307,7 +444,10 @@
         </w:numPr>
       </w:pPr>
       <w:r>
-        <w:t xml:space="preserve">Pelar la funda exterior del cable</w:t>
+        <w:rPr>
+          <w:lang w:val="es-ES"/>
+        </w:rPr>
+        <w:t xml:space="preserve">Insertar los hilos en el conector RJ45</w:t>
       </w:r>
     </w:p>
     <w:p>
@@ -318,17 +458,11 @@
           <w:numId w:val="1003"/>
         </w:numPr>
       </w:pPr>
-    </w:p>
-    <w:p>
-      <w:pPr>
-        <w:pStyle w:val="Compact"/>
-        <w:numPr>
-          <w:ilvl w:val="1"/>
-          <w:numId w:val="1005"/>
-        </w:numPr>
-      </w:pPr>
-      <w:r>
-        <w:t xml:space="preserve">Ordenar los hilos según T568B</w:t>
+      <w:r>
+        <w:rPr>
+          <w:lang w:val="es-ES"/>
+        </w:rPr>
+        <w:t xml:space="preserve">f) Crimpar con la crimpadora</w:t>
       </w:r>
     </w:p>
     <w:p>
@@ -339,17 +473,84 @@
           <w:numId w:val="1003"/>
         </w:numPr>
       </w:pPr>
-    </w:p>
-    <w:p>
-      <w:pPr>
-        <w:pStyle w:val="Compact"/>
-        <w:numPr>
-          <w:ilvl w:val="1"/>
-          <w:numId w:val="1006"/>
-        </w:numPr>
-      </w:pPr>
-      <w:r>
-        <w:t xml:space="preserve">Cortar los hilos rectos</w:t>
+      <w:r>
+        <w:rPr>
+          <w:lang w:val="es-ES"/>
+        </w:rPr>
+        <w:t xml:space="preserve">c) Comprobar el cable con un tester</w:t>
+      </w:r>
+    </w:p>
+    <w:bookmarkEnd w:id="13"/>
+    <w:bookmarkStart w:id="14" w:name="relaciona-concepto-y-definición"/>
+    <w:p>
+      <w:pPr>
+        <w:pStyle w:val="Heading2"/>
+      </w:pPr>
+      <w:r>
+        <w:rPr>
+          <w:lang w:val="es-ES"/>
+        </w:rPr>
+        <w:t xml:space="preserve">5. Relaciona concepto y definición</w:t>
+      </w:r>
+    </w:p>
+    <w:p>
+      <w:pPr>
+        <w:pStyle w:val="FirstParagraph"/>
+      </w:pPr>
+      <w:r>
+        <w:rPr>
+          <w:lang w:val="es-ES"/>
+        </w:rPr>
+        <w:t xml:space="preserve">1 → d (Atenuación)</w:t>
+      </w:r>
+      <w:r>
+        <w:rPr>
+          <w:lang w:val="es-ES"/>
+        </w:rPr>
+        <w:t xml:space="preserve"> </w:t>
+      </w:r>
+      <w:r>
+        <w:rPr>
+          <w:lang w:val="es-ES"/>
+        </w:rPr>
+        <w:t xml:space="preserve">2 → a (Diafonía)</w:t>
+      </w:r>
+      <w:r>
+        <w:rPr>
+          <w:lang w:val="es-ES"/>
+        </w:rPr>
+        <w:t xml:space="preserve"> </w:t>
+      </w:r>
+      <w:r>
+        <w:rPr>
+          <w:lang w:val="es-ES"/>
+        </w:rPr>
+        <w:t xml:space="preserve">3 → b (Ancho de banda)</w:t>
+      </w:r>
+      <w:r>
+        <w:rPr>
+          <w:lang w:val="es-ES"/>
+        </w:rPr>
+        <w:t xml:space="preserve"> </w:t>
+      </w:r>
+      <w:r>
+        <w:rPr>
+          <w:lang w:val="es-ES"/>
+        </w:rPr>
+        <w:t xml:space="preserve">4 → c (Latencia)</w:t>
+      </w:r>
+    </w:p>
+    <w:bookmarkEnd w:id="14"/>
+    <w:bookmarkStart w:id="15" w:name="sopa-de-letras-de-conectores"/>
+    <w:p>
+      <w:pPr>
+        <w:pStyle w:val="Heading2"/>
+      </w:pPr>
+      <w:r>
+        <w:rPr>
+          <w:lang w:val="es-ES"/>
+        </w:rPr>
+        <w:t xml:space="preserve">6. Sopa de letras de conectores</w:t>
       </w:r>
     </w:p>
     <w:p>
@@ -357,20 +558,28 @@
         <w:pStyle w:val="Compact"/>
         <w:numPr>
           <w:ilvl w:val="0"/>
-          <w:numId w:val="1003"/>
+          <w:numId w:val="1005"/>
         </w:numPr>
       </w:pPr>
-    </w:p>
-    <w:p>
-      <w:pPr>
-        <w:pStyle w:val="Compact"/>
-        <w:numPr>
-          <w:ilvl w:val="1"/>
-          <w:numId w:val="1007"/>
-        </w:numPr>
-      </w:pPr>
-      <w:r>
-        <w:t xml:space="preserve">Insertar los hilos en el conector RJ45</w:t>
+      <w:r>
+        <w:rPr>
+          <w:b/>
+          <w:bCs/>
+          <w:lang w:val="es-ES"/>
+        </w:rPr>
+        <w:t xml:space="preserve">RJ45</w:t>
+      </w:r>
+      <w:r>
+        <w:rPr>
+          <w:lang w:val="es-ES"/>
+        </w:rPr>
+        <w:t xml:space="preserve"> </w:t>
+      </w:r>
+      <w:r>
+        <w:rPr>
+          <w:lang w:val="es-ES"/>
+        </w:rPr>
+        <w:t xml:space="preserve">— Conector de 8 pines para cable UTP (cobre)</w:t>
       </w:r>
     </w:p>
     <w:p>
@@ -378,20 +587,28 @@
         <w:pStyle w:val="Compact"/>
         <w:numPr>
           <w:ilvl w:val="0"/>
-          <w:numId w:val="1003"/>
+          <w:numId w:val="1005"/>
         </w:numPr>
       </w:pPr>
-    </w:p>
-    <w:p>
-      <w:pPr>
-        <w:pStyle w:val="Compact"/>
-        <w:numPr>
-          <w:ilvl w:val="1"/>
-          <w:numId w:val="1008"/>
-        </w:numPr>
-      </w:pPr>
-      <w:r>
-        <w:t xml:space="preserve">Crimpar con la crimpadora</w:t>
+      <w:r>
+        <w:rPr>
+          <w:b/>
+          <w:bCs/>
+          <w:lang w:val="es-ES"/>
+        </w:rPr>
+        <w:t xml:space="preserve">LC</w:t>
+      </w:r>
+      <w:r>
+        <w:rPr>
+          <w:lang w:val="es-ES"/>
+        </w:rPr>
+        <w:t xml:space="preserve"> </w:t>
+      </w:r>
+      <w:r>
+        <w:rPr>
+          <w:lang w:val="es-ES"/>
+        </w:rPr>
+        <w:t xml:space="preserve">— Conector de fibra óptica, pequeño, tipo push-pull</w:t>
       </w:r>
     </w:p>
     <w:p>
@@ -399,30 +616,41 @@
         <w:pStyle w:val="Compact"/>
         <w:numPr>
           <w:ilvl w:val="0"/>
-          <w:numId w:val="1003"/>
+          <w:numId w:val="1005"/>
         </w:numPr>
       </w:pPr>
-    </w:p>
-    <w:p>
-      <w:pPr>
-        <w:pStyle w:val="Compact"/>
-        <w:numPr>
-          <w:ilvl w:val="1"/>
-          <w:numId w:val="1009"/>
-        </w:numPr>
-      </w:pPr>
-      <w:r>
-        <w:t xml:space="preserve">Comprobar el cable con un tester</w:t>
-      </w:r>
-    </w:p>
-    <w:bookmarkEnd w:id="13"/>
-    <w:bookmarkStart w:id="14" w:name="relaciona-concepto-y-definición"/>
+      <w:r>
+        <w:rPr>
+          <w:b/>
+          <w:bCs/>
+          <w:lang w:val="es-ES"/>
+        </w:rPr>
+        <w:t xml:space="preserve">SC</w:t>
+      </w:r>
+      <w:r>
+        <w:rPr>
+          <w:lang w:val="es-ES"/>
+        </w:rPr>
+        <w:t xml:space="preserve"> </w:t>
+      </w:r>
+      <w:r>
+        <w:rPr>
+          <w:lang w:val="es-ES"/>
+        </w:rPr>
+        <w:t xml:space="preserve">— Conector de fibra óptica, cuadrado, push-pull</w:t>
+      </w:r>
+    </w:p>
+    <w:bookmarkEnd w:id="15"/>
+    <w:bookmarkStart w:id="16" w:name="cableado-estructurado"/>
     <w:p>
       <w:pPr>
         <w:pStyle w:val="Heading2"/>
       </w:pPr>
       <w:r>
-        <w:t xml:space="preserve">5. Relaciona concepto y definición</w:t>
+        <w:rPr>
+          <w:lang w:val="es-ES"/>
+        </w:rPr>
+        <w:t xml:space="preserve">7. Cableado estructurado</w:t>
       </w:r>
     </w:p>
     <w:p>
@@ -430,35 +658,96 @@
         <w:pStyle w:val="FirstParagraph"/>
       </w:pPr>
       <w:r>
-        <w:t xml:space="preserve">1 → d (Atenuación)</w:t>
-      </w:r>
-      <w:r>
-        <w:t xml:space="preserve"> </w:t>
-      </w:r>
-      <w:r>
-        <w:t xml:space="preserve">2 → a (Diafonía)</w:t>
-      </w:r>
-      <w:r>
-        <w:t xml:space="preserve"> </w:t>
-      </w:r>
-      <w:r>
-        <w:t xml:space="preserve">3 → b (Ancho de banda)</w:t>
-      </w:r>
-      <w:r>
-        <w:t xml:space="preserve"> </w:t>
-      </w:r>
-      <w:r>
-        <w:t xml:space="preserve">4 → c (Latencia)</w:t>
-      </w:r>
-    </w:p>
-    <w:bookmarkEnd w:id="14"/>
-    <w:bookmarkStart w:id="15" w:name="sopa-de-letras-de-conectores"/>
+        <w:rPr>
+          <w:lang w:val="es-ES"/>
+        </w:rPr>
+        <w:t xml:space="preserve">1 → b (Latiguillo: flexible, une PC con roseta o patch panel con switch)</w:t>
+      </w:r>
+      <w:r>
+        <w:rPr>
+          <w:lang w:val="es-ES"/>
+        </w:rPr>
+        <w:t xml:space="preserve"> </w:t>
+      </w:r>
+      <w:r>
+        <w:rPr>
+          <w:lang w:val="es-ES"/>
+        </w:rPr>
+        <w:t xml:space="preserve">2 → c (Keystone: conector hembra RJ45 en la roseta de pared)</w:t>
+      </w:r>
+      <w:r>
+        <w:rPr>
+          <w:lang w:val="es-ES"/>
+        </w:rPr>
+        <w:t xml:space="preserve"> </w:t>
+      </w:r>
+      <w:r>
+        <w:rPr>
+          <w:lang w:val="es-ES"/>
+        </w:rPr>
+        <w:t xml:space="preserve">3 → a (Patch panel: concentra los cables horizontales en el rack)</w:t>
+      </w:r>
+      <w:r>
+        <w:rPr>
+          <w:lang w:val="es-ES"/>
+        </w:rPr>
+        <w:t xml:space="preserve"> </w:t>
+      </w:r>
+      <w:r>
+        <w:rPr>
+          <w:lang w:val="es-ES"/>
+        </w:rPr>
+        <w:t xml:space="preserve">4 → d (Cable horizontal: sólido, empotrado, del patch panel al keystone)</w:t>
+      </w:r>
+    </w:p>
+    <w:p>
+      <w:pPr>
+        <w:pStyle w:val="BlockText"/>
+      </w:pPr>
+      <w:r>
+        <w:rPr>
+          <w:lang w:val="es-ES"/>
+        </w:rPr>
+        <w:t xml:space="preserve">💡</w:t>
+      </w:r>
+      <w:r>
+        <w:rPr>
+          <w:lang w:val="es-ES"/>
+        </w:rPr>
+        <w:t xml:space="preserve"> </w:t>
+      </w:r>
+      <w:r>
+        <w:rPr>
+          <w:b/>
+          <w:bCs/>
+          <w:lang w:val="es-ES"/>
+        </w:rPr>
+        <w:t xml:space="preserve">La idea:</w:t>
+      </w:r>
+      <w:r>
+        <w:rPr>
+          <w:lang w:val="es-ES"/>
+        </w:rPr>
+        <w:t xml:space="preserve"> </w:t>
+      </w:r>
+      <w:r>
+        <w:rPr>
+          <w:lang w:val="es-ES"/>
+        </w:rPr>
+        <w:t xml:space="preserve">el latiguillo es la parte flexible y desechable; el cable horizontal es la parte fija que no se toca nunca. El keystone es donde termina en la pared y el patch panel donde concentra el rack.</w:t>
+      </w:r>
+    </w:p>
+    <w:bookmarkEnd w:id="16"/>
+    <w:bookmarkStart w:id="17" w:name="medios-y-estándares-verdadero-o-falso"/>
     <w:p>
       <w:pPr>
         <w:pStyle w:val="Heading2"/>
       </w:pPr>
       <w:r>
-        <w:t xml:space="preserve">6. Sopa de letras de conectores</w:t>
+        <w:rPr>
+          <w:lang w:val="es-ES"/>
+        </w:rPr>
+        <w:t xml:space="preserve">8. Medios y estándares: verdadero o falso</w:t>
       </w:r>
     </w:p>
     <w:p>
@@ -466,21 +755,28 @@
         <w:pStyle w:val="Compact"/>
         <w:numPr>
           <w:ilvl w:val="0"/>
-          <w:numId w:val="1010"/>
+          <w:numId w:val="1006"/>
         </w:numPr>
       </w:pPr>
       <w:r>
         <w:rPr>
           <w:b/>
           <w:bCs/>
-        </w:rPr>
-        <w:t xml:space="preserve">RJ45</w:t>
-      </w:r>
-      <w:r>
-        <w:t xml:space="preserve"> </w:t>
-      </w:r>
-      <w:r>
-        <w:t xml:space="preserve">— Conector de 8 pines para cable UTP (cobre)</w:t>
+          <w:lang w:val="es-ES"/>
+        </w:rPr>
+        <w:t xml:space="preserve">Falso.</w:t>
+      </w:r>
+      <w:r>
+        <w:rPr>
+          <w:lang w:val="es-ES"/>
+        </w:rPr>
+        <w:t xml:space="preserve"> </w:t>
+      </w:r>
+      <w:r>
+        <w:rPr>
+          <w:lang w:val="es-ES"/>
+        </w:rPr>
+        <w:t xml:space="preserve">La fibra es INMUNE a las interferencias electromagnéticas: transmite luz, no electricidad, y los campos externos no afectan a los fotones.</w:t>
       </w:r>
     </w:p>
     <w:p>
@@ -488,21 +784,28 @@
         <w:pStyle w:val="Compact"/>
         <w:numPr>
           <w:ilvl w:val="0"/>
-          <w:numId w:val="1010"/>
+          <w:numId w:val="1006"/>
         </w:numPr>
       </w:pPr>
       <w:r>
         <w:rPr>
           <w:b/>
           <w:bCs/>
-        </w:rPr>
-        <w:t xml:space="preserve">LC</w:t>
-      </w:r>
-      <w:r>
-        <w:t xml:space="preserve"> </w:t>
-      </w:r>
-      <w:r>
-        <w:t xml:space="preserve">— Conector de fibra óptica, pequeño, tipo push-pull</w:t>
+          <w:lang w:val="es-ES"/>
+        </w:rPr>
+        <w:t xml:space="preserve">Verdadero.</w:t>
+      </w:r>
+      <w:r>
+        <w:rPr>
+          <w:lang w:val="es-ES"/>
+        </w:rPr>
+        <w:t xml:space="preserve"> </w:t>
+      </w:r>
+      <w:r>
+        <w:rPr>
+          <w:lang w:val="es-ES"/>
+        </w:rPr>
+        <w:t xml:space="preserve">El cobre UTP es sensible a la interferencia electromagnética externa (motor, fluorescente…): de ahí el trenzado de los pares.</w:t>
       </w:r>
     </w:p>
     <w:p>
@@ -510,91 +813,28 @@
         <w:pStyle w:val="Compact"/>
         <w:numPr>
           <w:ilvl w:val="0"/>
-          <w:numId w:val="1010"/>
+          <w:numId w:val="1006"/>
         </w:numPr>
       </w:pPr>
       <w:r>
         <w:rPr>
           <w:b/>
           <w:bCs/>
-        </w:rPr>
-        <w:t xml:space="preserve">SC</w:t>
-      </w:r>
-      <w:r>
-        <w:t xml:space="preserve"> </w:t>
-      </w:r>
-      <w:r>
-        <w:t xml:space="preserve">— Conector de fibra óptica, cuadrado, push-pull</w:t>
-      </w:r>
-    </w:p>
-    <w:bookmarkEnd w:id="15"/>
-    <w:bookmarkStart w:id="16" w:name="cableado-estructurado"/>
-    <w:p>
-      <w:pPr>
-        <w:pStyle w:val="Heading2"/>
-      </w:pPr>
-      <w:r>
-        <w:t xml:space="preserve">7. Cableado estructurado</w:t>
-      </w:r>
-    </w:p>
-    <w:p>
-      <w:pPr>
-        <w:pStyle w:val="FirstParagraph"/>
-      </w:pPr>
-      <w:r>
-        <w:t xml:space="preserve">1 → b (Latiguillo: flexible, une PC con roseta o patch panel con switch)</w:t>
-      </w:r>
-      <w:r>
-        <w:t xml:space="preserve"> </w:t>
-      </w:r>
-      <w:r>
-        <w:t xml:space="preserve">2 → c (Keystone: conector hembra RJ45 en la roseta de pared)</w:t>
-      </w:r>
-      <w:r>
-        <w:t xml:space="preserve"> </w:t>
-      </w:r>
-      <w:r>
-        <w:t xml:space="preserve">3 → a (Patch panel: concentra los cables horizontales en el rack)</w:t>
-      </w:r>
-      <w:r>
-        <w:t xml:space="preserve"> </w:t>
-      </w:r>
-      <w:r>
-        <w:t xml:space="preserve">4 → d (Cable horizontal: sólido, empotrado, del patch panel al keystone)</w:t>
-      </w:r>
-    </w:p>
-    <w:p>
-      <w:pPr>
-        <w:pStyle w:val="BlockText"/>
-      </w:pPr>
-      <w:r>
-        <w:t xml:space="preserve">💡</w:t>
-      </w:r>
-      <w:r>
-        <w:t xml:space="preserve"> </w:t>
-      </w:r>
-      <w:r>
-        <w:rPr>
-          <w:b/>
-          <w:bCs/>
-        </w:rPr>
-        <w:t xml:space="preserve">La idea:</w:t>
-      </w:r>
-      <w:r>
-        <w:t xml:space="preserve"> </w:t>
-      </w:r>
-      <w:r>
-        <w:t xml:space="preserve">el latiguillo es la parte flexible y desechable; el cable horizontal es la parte fija que no se toca nunca. El keystone es donde termina en la pared y el patch panel donde concentra el rack.</w:t>
-      </w:r>
-    </w:p>
-    <w:bookmarkEnd w:id="16"/>
-    <w:bookmarkStart w:id="17" w:name="medios-y-estándares-verdadero-o-falso"/>
-    <w:p>
-      <w:pPr>
-        <w:pStyle w:val="Heading2"/>
-      </w:pPr>
-      <w:r>
-        <w:t xml:space="preserve">8. Medios y estándares: verdadero o falso</w:t>
+          <w:lang w:val="es-ES"/>
+        </w:rPr>
+        <w:t xml:space="preserve">Verdadero.</w:t>
+      </w:r>
+      <w:r>
+        <w:rPr>
+          <w:lang w:val="es-ES"/>
+        </w:rPr>
+        <w:t xml:space="preserve"> </w:t>
+      </w:r>
+      <w:r>
+        <w:rPr>
+          <w:lang w:val="es-ES"/>
+        </w:rPr>
+        <w:t xml:space="preserve">1000BASE-T (Gigabit Ethernet) trabaja sobre par trenzado de cobre Cat5e o superior.</w:t>
       </w:r>
     </w:p>
     <w:p>
@@ -602,21 +842,80 @@
         <w:pStyle w:val="Compact"/>
         <w:numPr>
           <w:ilvl w:val="0"/>
-          <w:numId w:val="1011"/>
+          <w:numId w:val="1006"/>
         </w:numPr>
       </w:pPr>
       <w:r>
         <w:rPr>
           <w:b/>
           <w:bCs/>
+          <w:lang w:val="es-ES"/>
         </w:rPr>
         <w:t xml:space="preserve">Falso.</w:t>
       </w:r>
       <w:r>
-        <w:t xml:space="preserve"> </w:t>
-      </w:r>
-      <w:r>
-        <w:t xml:space="preserve">La fibra es INMUNE a las interferencias electromagnéticas: transmite luz, no electricidad, y los campos externos no afectan a los fotones.</w:t>
+        <w:rPr>
+          <w:lang w:val="es-ES"/>
+        </w:rPr>
+        <w:t xml:space="preserve"> </w:t>
+      </w:r>
+      <w:r>
+        <w:rPr>
+          <w:lang w:val="es-ES"/>
+        </w:rPr>
+        <w:t xml:space="preserve">Es la fibra</w:t>
+      </w:r>
+      <w:r>
+        <w:rPr>
+          <w:lang w:val="es-ES"/>
+        </w:rPr>
+        <w:t xml:space="preserve"> </w:t>
+      </w:r>
+      <w:r>
+        <w:rPr>
+          <w:b/>
+          <w:bCs/>
+          <w:lang w:val="es-ES"/>
+        </w:rPr>
+        <w:t xml:space="preserve">monomodo</w:t>
+      </w:r>
+      <w:r>
+        <w:rPr>
+          <w:lang w:val="es-ES"/>
+        </w:rPr>
+        <w:t xml:space="preserve"> </w:t>
+      </w:r>
+      <w:r>
+        <w:rPr>
+          <w:lang w:val="es-ES"/>
+        </w:rPr>
+        <w:t xml:space="preserve">la que llega a 40+ km. La</w:t>
+      </w:r>
+      <w:r>
+        <w:rPr>
+          <w:lang w:val="es-ES"/>
+        </w:rPr>
+        <w:t xml:space="preserve"> </w:t>
+      </w:r>
+      <w:r>
+        <w:rPr>
+          <w:b/>
+          <w:bCs/>
+          <w:lang w:val="es-ES"/>
+        </w:rPr>
+        <w:t xml:space="preserve">multimodo</w:t>
+      </w:r>
+      <w:r>
+        <w:rPr>
+          <w:lang w:val="es-ES"/>
+        </w:rPr>
+        <w:t xml:space="preserve"> </w:t>
+      </w:r>
+      <w:r>
+        <w:rPr>
+          <w:lang w:val="es-ES"/>
+        </w:rPr>
+        <w:t xml:space="preserve">se queda en unos 550 m a 10 Gbps.</w:t>
       </w:r>
     </w:p>
     <w:p>
@@ -624,21 +923,79 @@
         <w:pStyle w:val="Compact"/>
         <w:numPr>
           <w:ilvl w:val="0"/>
-          <w:numId w:val="1011"/>
+          <w:numId w:val="1006"/>
         </w:numPr>
       </w:pPr>
       <w:r>
         <w:rPr>
           <w:b/>
           <w:bCs/>
+          <w:lang w:val="es-ES"/>
         </w:rPr>
         <w:t xml:space="preserve">Verdadero.</w:t>
       </w:r>
       <w:r>
-        <w:t xml:space="preserve"> </w:t>
-      </w:r>
-      <w:r>
-        <w:t xml:space="preserve">El cobre UTP es sensible a la interferencia electromagnética externa (motor, fluorescente…): de ahí el trenzado de los pares.</w:t>
+        <w:rPr>
+          <w:lang w:val="es-ES"/>
+        </w:rPr>
+        <w:t xml:space="preserve"> </w:t>
+      </w:r>
+      <w:r>
+        <w:rPr>
+          <w:lang w:val="es-ES"/>
+        </w:rPr>
+        <w:t xml:space="preserve">La monomodo está pensada para enlaces largos (cientos de metros y kilómetros); la multimodo, para distancias cortas/medias.</w:t>
+      </w:r>
+    </w:p>
+    <w:bookmarkEnd w:id="17"/>
+    <w:bookmarkStart w:id="18" w:name="modelo-osi-capas-y-pdus"/>
+    <w:p>
+      <w:pPr>
+        <w:pStyle w:val="Heading2"/>
+      </w:pPr>
+      <w:r>
+        <w:rPr>
+          <w:lang w:val="es-ES"/>
+        </w:rPr>
+        <w:t xml:space="preserve">9. Modelo OSI: capas y PDUs</w:t>
+      </w:r>
+    </w:p>
+    <w:p>
+      <w:pPr>
+        <w:pStyle w:val="FirstParagraph"/>
+      </w:pPr>
+      <w:r>
+        <w:rPr>
+          <w:b/>
+          <w:bCs/>
+          <w:lang w:val="es-ES"/>
+        </w:rPr>
+        <w:t xml:space="preserve">Matching:</w:t>
+      </w:r>
+      <w:r>
+        <w:rPr>
+          <w:lang w:val="es-ES"/>
+        </w:rPr>
+        <w:t xml:space="preserve"> </w:t>
+      </w:r>
+      <w:r>
+        <w:rPr>
+          <w:lang w:val="es-ES"/>
+        </w:rPr>
+        <w:t xml:space="preserve">1 → b (bits) · 2 → c (trama) · 3 → a (paquete) · 4 → d (segmento)</w:t>
+      </w:r>
+    </w:p>
+    <w:p>
+      <w:pPr>
+        <w:pStyle w:val="BodyText"/>
+      </w:pPr>
+      <w:r>
+        <w:rPr>
+          <w:b/>
+          <w:bCs/>
+          <w:lang w:val="es-ES"/>
+        </w:rPr>
+        <w:t xml:space="preserve">V/F:</w:t>
       </w:r>
     </w:p>
     <w:p>
@@ -646,21 +1003,74 @@
         <w:pStyle w:val="Compact"/>
         <w:numPr>
           <w:ilvl w:val="0"/>
-          <w:numId w:val="1011"/>
+          <w:numId w:val="1007"/>
         </w:numPr>
       </w:pPr>
       <w:r>
         <w:rPr>
           <w:b/>
           <w:bCs/>
-        </w:rPr>
-        <w:t xml:space="preserve">Verdadero.</w:t>
-      </w:r>
-      <w:r>
-        <w:t xml:space="preserve"> </w:t>
-      </w:r>
-      <w:r>
-        <w:t xml:space="preserve">1000BASE-T (Gigabit Ethernet) trabaja sobre par trenzado de cobre Cat5e o superior.</w:t>
+          <w:lang w:val="es-ES"/>
+        </w:rPr>
+        <w:t xml:space="preserve">Falso.</w:t>
+      </w:r>
+      <w:r>
+        <w:rPr>
+          <w:lang w:val="es-ES"/>
+        </w:rPr>
+        <w:t xml:space="preserve"> </w:t>
+      </w:r>
+      <w:r>
+        <w:rPr>
+          <w:lang w:val="es-ES"/>
+        </w:rPr>
+        <w:t xml:space="preserve">OSI es un</w:t>
+      </w:r>
+      <w:r>
+        <w:rPr>
+          <w:lang w:val="es-ES"/>
+        </w:rPr>
+        <w:t xml:space="preserve"> </w:t>
+      </w:r>
+      <w:r>
+        <w:rPr>
+          <w:b/>
+          <w:bCs/>
+          <w:lang w:val="es-ES"/>
+        </w:rPr>
+        <w:t xml:space="preserve">modelo teórico</w:t>
+      </w:r>
+      <w:r>
+        <w:rPr>
+          <w:lang w:val="es-ES"/>
+        </w:rPr>
+        <w:t xml:space="preserve"> </w:t>
+      </w:r>
+      <w:r>
+        <w:rPr>
+          <w:lang w:val="es-ES"/>
+        </w:rPr>
+        <w:t xml:space="preserve">(7 capas, ISO); en Internet corre</w:t>
+      </w:r>
+      <w:r>
+        <w:rPr>
+          <w:lang w:val="es-ES"/>
+        </w:rPr>
+        <w:t xml:space="preserve"> </w:t>
+      </w:r>
+      <w:r>
+        <w:rPr>
+          <w:b/>
+          <w:bCs/>
+          <w:lang w:val="es-ES"/>
+        </w:rPr>
+        <w:t xml:space="preserve">TCP/IP</w:t>
+      </w:r>
+      <w:r>
+        <w:rPr>
+          <w:lang w:val="es-ES"/>
+        </w:rPr>
+        <w:t xml:space="preserve">.</w:t>
       </w:r>
     </w:p>
     <w:p>
@@ -668,53 +1078,28 @@
         <w:pStyle w:val="Compact"/>
         <w:numPr>
           <w:ilvl w:val="0"/>
-          <w:numId w:val="1011"/>
+          <w:numId w:val="1007"/>
         </w:numPr>
       </w:pPr>
       <w:r>
         <w:rPr>
           <w:b/>
           <w:bCs/>
-        </w:rPr>
-        <w:t xml:space="preserve">Falso.</w:t>
-      </w:r>
-      <w:r>
-        <w:t xml:space="preserve"> </w:t>
-      </w:r>
-      <w:r>
-        <w:t xml:space="preserve">Es la fibra</w:t>
-      </w:r>
-      <w:r>
-        <w:t xml:space="preserve"> </w:t>
-      </w:r>
-      <w:r>
-        <w:rPr>
-          <w:b/>
-          <w:bCs/>
-        </w:rPr>
-        <w:t xml:space="preserve">monomodo</w:t>
-      </w:r>
-      <w:r>
-        <w:t xml:space="preserve"> </w:t>
-      </w:r>
-      <w:r>
-        <w:t xml:space="preserve">la que llega a 40+ km. La</w:t>
-      </w:r>
-      <w:r>
-        <w:t xml:space="preserve"> </w:t>
-      </w:r>
-      <w:r>
-        <w:rPr>
-          <w:b/>
-          <w:bCs/>
-        </w:rPr>
-        <w:t xml:space="preserve">multimodo</w:t>
-      </w:r>
-      <w:r>
-        <w:t xml:space="preserve"> </w:t>
-      </w:r>
-      <w:r>
-        <w:t xml:space="preserve">se queda en unos 550 m a 10 Gbps.</w:t>
+          <w:lang w:val="es-ES"/>
+        </w:rPr>
+        <w:t xml:space="preserve">Verdadero.</w:t>
+      </w:r>
+      <w:r>
+        <w:rPr>
+          <w:lang w:val="es-ES"/>
+        </w:rPr>
+        <w:t xml:space="preserve"> </w:t>
+      </w:r>
+      <w:r>
+        <w:rPr>
+          <w:lang w:val="es-ES"/>
+        </w:rPr>
+        <w:t xml:space="preserve">TCP/IP es la pila real; OSI es el mapa de examen y de diagnóstico.</w:t>
       </w:r>
     </w:p>
     <w:p>
@@ -722,61 +1107,28 @@
         <w:pStyle w:val="Compact"/>
         <w:numPr>
           <w:ilvl w:val="0"/>
-          <w:numId w:val="1011"/>
+          <w:numId w:val="1007"/>
         </w:numPr>
       </w:pPr>
       <w:r>
         <w:rPr>
           <w:b/>
           <w:bCs/>
+          <w:lang w:val="es-ES"/>
         </w:rPr>
         <w:t xml:space="preserve">Verdadero.</w:t>
       </w:r>
       <w:r>
-        <w:t xml:space="preserve"> </w:t>
-      </w:r>
-      <w:r>
-        <w:t xml:space="preserve">La monomodo está pensada para enlaces largos (cientos de metros y kilómetros); la multimodo, para distancias cortas/medias.</w:t>
-      </w:r>
-    </w:p>
-    <w:bookmarkEnd w:id="17"/>
-    <w:bookmarkStart w:id="18" w:name="modelo-osi-capas-y-pdus"/>
-    <w:p>
-      <w:pPr>
-        <w:pStyle w:val="Heading2"/>
-      </w:pPr>
-      <w:r>
-        <w:t xml:space="preserve">9. Modelo OSI: capas y PDUs</w:t>
-      </w:r>
-    </w:p>
-    <w:p>
-      <w:pPr>
-        <w:pStyle w:val="FirstParagraph"/>
-      </w:pPr>
-      <w:r>
-        <w:rPr>
-          <w:b/>
-          <w:bCs/>
-        </w:rPr>
-        <w:t xml:space="preserve">Matching:</w:t>
-      </w:r>
-      <w:r>
-        <w:t xml:space="preserve"> </w:t>
-      </w:r>
-      <w:r>
-        <w:t xml:space="preserve">1 → b (bits) · 2 → c (trama) · 3 → a (paquete) · 4 → d (segmento)</w:t>
-      </w:r>
-    </w:p>
-    <w:p>
-      <w:pPr>
-        <w:pStyle w:val="BodyText"/>
-      </w:pPr>
-      <w:r>
-        <w:rPr>
-          <w:b/>
-          <w:bCs/>
-        </w:rPr>
-        <w:t xml:space="preserve">V/F:</w:t>
+        <w:rPr>
+          <w:lang w:val="es-ES"/>
+        </w:rPr>
+        <w:t xml:space="preserve"> </w:t>
+      </w:r>
+      <w:r>
+        <w:rPr>
+          <w:lang w:val="es-ES"/>
+        </w:rPr>
+        <w:t xml:space="preserve">Medios y cableado = capa 1; trama Ethernet = capa 2.</w:t>
       </w:r>
     </w:p>
     <w:p>
@@ -784,50 +1136,95 @@
         <w:pStyle w:val="Compact"/>
         <w:numPr>
           <w:ilvl w:val="0"/>
-          <w:numId w:val="1012"/>
+          <w:numId w:val="1007"/>
         </w:numPr>
       </w:pPr>
       <w:r>
         <w:rPr>
           <w:b/>
           <w:bCs/>
-        </w:rPr>
-        <w:t xml:space="preserve">Falso.</w:t>
-      </w:r>
-      <w:r>
-        <w:t xml:space="preserve"> </w:t>
-      </w:r>
-      <w:r>
-        <w:t xml:space="preserve">OSI es un</w:t>
-      </w:r>
-      <w:r>
-        <w:t xml:space="preserve"> </w:t>
-      </w:r>
-      <w:r>
-        <w:rPr>
-          <w:b/>
-          <w:bCs/>
-        </w:rPr>
-        <w:t xml:space="preserve">modelo teórico</w:t>
-      </w:r>
-      <w:r>
-        <w:t xml:space="preserve"> </w:t>
-      </w:r>
-      <w:r>
-        <w:t xml:space="preserve">(7 capas, ISO); en Internet corre</w:t>
-      </w:r>
-      <w:r>
-        <w:t xml:space="preserve"> </w:t>
-      </w:r>
-      <w:r>
-        <w:rPr>
-          <w:b/>
-          <w:bCs/>
-        </w:rPr>
-        <w:t xml:space="preserve">TCP/IP</w:t>
-      </w:r>
-      <w:r>
-        <w:t xml:space="preserve">.</w:t>
+          <w:lang w:val="es-ES"/>
+        </w:rPr>
+        <w:t xml:space="preserve">Verdadero.</w:t>
+      </w:r>
+      <w:r>
+        <w:rPr>
+          <w:lang w:val="es-ES"/>
+        </w:rPr>
+        <w:t xml:space="preserve"> </w:t>
+      </w:r>
+      <w:r>
+        <w:rPr>
+          <w:lang w:val="es-ES"/>
+        </w:rPr>
+        <w:t xml:space="preserve">“Capa 3”</w:t>
+      </w:r>
+      <w:r>
+        <w:rPr>
+          <w:lang w:val="es-ES"/>
+        </w:rPr>
+        <w:t xml:space="preserve">,</w:t>
+      </w:r>
+      <w:r>
+        <w:rPr>
+          <w:lang w:val="es-ES"/>
+        </w:rPr>
+        <w:t xml:space="preserve"> </w:t>
+      </w:r>
+      <w:r>
+        <w:rPr>
+          <w:lang w:val="es-ES"/>
+        </w:rPr>
+        <w:t xml:space="preserve">“capa Red”</w:t>
+      </w:r>
+      <w:r>
+        <w:rPr>
+          <w:lang w:val="es-ES"/>
+        </w:rPr>
+        <w:t xml:space="preserve"> </w:t>
+      </w:r>
+      <w:r>
+        <w:rPr>
+          <w:lang w:val="es-ES"/>
+        </w:rPr>
+        <w:t xml:space="preserve">y</w:t>
+      </w:r>
+      <w:r>
+        <w:rPr>
+          <w:lang w:val="es-ES"/>
+        </w:rPr>
+        <w:t xml:space="preserve"> </w:t>
+      </w:r>
+      <w:r>
+        <w:rPr>
+          <w:lang w:val="es-ES"/>
+        </w:rPr>
+        <w:t xml:space="preserve">“capa de red”</w:t>
+      </w:r>
+      <w:r>
+        <w:rPr>
+          <w:lang w:val="es-ES"/>
+        </w:rPr>
+        <w:t xml:space="preserve"> </w:t>
+      </w:r>
+      <w:r>
+        <w:rPr>
+          <w:lang w:val="es-ES"/>
+        </w:rPr>
+        <w:t xml:space="preserve">apuntan a lo mismo (IP, routers).</w:t>
+      </w:r>
+    </w:p>
+    <w:bookmarkEnd w:id="18"/>
+    <w:bookmarkStart w:id="19" w:name="la-trama-ethernet"/>
+    <w:p>
+      <w:pPr>
+        <w:pStyle w:val="Heading2"/>
+      </w:pPr>
+      <w:r>
+        <w:rPr>
+          <w:lang w:val="es-ES"/>
+        </w:rPr>
+        <w:t xml:space="preserve">10. La trama Ethernet</w:t>
       </w:r>
     </w:p>
     <w:p>
@@ -835,21 +1232,16 @@
         <w:pStyle w:val="Compact"/>
         <w:numPr>
           <w:ilvl w:val="0"/>
-          <w:numId w:val="1012"/>
+          <w:numId w:val="1008"/>
         </w:numPr>
       </w:pPr>
       <w:r>
         <w:rPr>
           <w:b/>
           <w:bCs/>
-        </w:rPr>
-        <w:t xml:space="preserve">Verdadero.</w:t>
-      </w:r>
-      <w:r>
-        <w:t xml:space="preserve"> </w:t>
-      </w:r>
-      <w:r>
-        <w:t xml:space="preserve">TCP/IP es la pila real; OSI es el mapa de examen y de diagnóstico.</w:t>
+          <w:lang w:val="es-ES"/>
+        </w:rPr>
+        <w:t xml:space="preserve">Dest MAC (6 B), Src MAC (6 B) y EtherType (2 B).</w:t>
       </w:r>
     </w:p>
     <w:p>
@@ -857,21 +1249,28 @@
         <w:pStyle w:val="Compact"/>
         <w:numPr>
           <w:ilvl w:val="0"/>
-          <w:numId w:val="1012"/>
+          <w:numId w:val="1008"/>
         </w:numPr>
       </w:pPr>
       <w:r>
         <w:rPr>
           <w:b/>
           <w:bCs/>
-        </w:rPr>
-        <w:t xml:space="preserve">Verdadero.</w:t>
-      </w:r>
-      <w:r>
-        <w:t xml:space="preserve"> </w:t>
-      </w:r>
-      <w:r>
-        <w:t xml:space="preserve">Medios y cableado = capa 1; trama Ethernet = capa 2.</w:t>
+          <w:lang w:val="es-ES"/>
+        </w:rPr>
+        <w:t xml:space="preserve">IPv4</w:t>
+      </w:r>
+      <w:r>
+        <w:rPr>
+          <w:lang w:val="es-ES"/>
+        </w:rPr>
+        <w:t xml:space="preserve"> </w:t>
+      </w:r>
+      <w:r>
+        <w:rPr>
+          <w:lang w:val="es-ES"/>
+        </w:rPr>
+        <w:t xml:space="preserve">(0x0800).</w:t>
       </w:r>
     </w:p>
     <w:p>
@@ -879,58 +1278,74 @@
         <w:pStyle w:val="Compact"/>
         <w:numPr>
           <w:ilvl w:val="0"/>
-          <w:numId w:val="1012"/>
+          <w:numId w:val="1008"/>
         </w:numPr>
       </w:pPr>
       <w:r>
         <w:rPr>
           <w:b/>
           <w:bCs/>
-        </w:rPr>
-        <w:t xml:space="preserve">Verdadero.</w:t>
-      </w:r>
-      <w:r>
-        <w:t xml:space="preserve"> </w:t>
-      </w:r>
-      <w:r>
-        <w:t xml:space="preserve">“Capa 3”</w:t>
-      </w:r>
-      <w:r>
-        <w:t xml:space="preserve">,</w:t>
-      </w:r>
-      <w:r>
-        <w:t xml:space="preserve"> </w:t>
-      </w:r>
-      <w:r>
-        <w:t xml:space="preserve">“capa Red”</w:t>
-      </w:r>
-      <w:r>
-        <w:t xml:space="preserve"> </w:t>
-      </w:r>
-      <w:r>
-        <w:t xml:space="preserve">y</w:t>
-      </w:r>
-      <w:r>
-        <w:t xml:space="preserve"> </w:t>
-      </w:r>
-      <w:r>
-        <w:t xml:space="preserve">“capa de red”</w:t>
-      </w:r>
-      <w:r>
-        <w:t xml:space="preserve"> </w:t>
-      </w:r>
-      <w:r>
-        <w:t xml:space="preserve">apuntan a lo mismo (IP, routers).</w:t>
-      </w:r>
-    </w:p>
-    <w:bookmarkEnd w:id="18"/>
-    <w:bookmarkStart w:id="19" w:name="la-trama-ethernet"/>
-    <w:p>
-      <w:pPr>
-        <w:pStyle w:val="Heading2"/>
-      </w:pPr>
-      <w:r>
-        <w:t xml:space="preserve">10. La trama Ethernet</w:t>
+          <w:lang w:val="es-ES"/>
+        </w:rPr>
+        <w:t xml:space="preserve">Mínimo 46 bytes</w:t>
+      </w:r>
+      <w:r>
+        <w:rPr>
+          <w:lang w:val="es-ES"/>
+        </w:rPr>
+        <w:t xml:space="preserve"> </w:t>
+      </w:r>
+      <w:r>
+        <w:rPr>
+          <w:lang w:val="es-ES"/>
+        </w:rPr>
+        <w:t xml:space="preserve">de payload (60 en total con cabecera+FCS) y</w:t>
+      </w:r>
+      <w:r>
+        <w:rPr>
+          <w:lang w:val="es-ES"/>
+        </w:rPr>
+        <w:t xml:space="preserve"> </w:t>
+      </w:r>
+      <w:r>
+        <w:rPr>
+          <w:b/>
+          <w:bCs/>
+          <w:lang w:val="es-ES"/>
+        </w:rPr>
+        <w:t xml:space="preserve">máximo 1500</w:t>
+      </w:r>
+      <w:r>
+        <w:rPr>
+          <w:lang w:val="es-ES"/>
+        </w:rPr>
+        <w:t xml:space="preserve"> </w:t>
+      </w:r>
+      <w:r>
+        <w:rPr>
+          <w:lang w:val="es-ES"/>
+        </w:rPr>
+        <w:t xml:space="preserve">(MTU); con cabeceras, la trama clásica se queda en</w:t>
+      </w:r>
+      <w:r>
+        <w:rPr>
+          <w:lang w:val="es-ES"/>
+        </w:rPr>
+        <w:t xml:space="preserve"> </w:t>
+      </w:r>
+      <w:r>
+        <w:rPr>
+          <w:b/>
+          <w:bCs/>
+          <w:lang w:val="es-ES"/>
+        </w:rPr>
+        <w:t xml:space="preserve">1518 bytes</w:t>
+      </w:r>
+      <w:r>
+        <w:rPr>
+          <w:lang w:val="es-ES"/>
+        </w:rPr>
+        <w:t xml:space="preserve">.</w:t>
       </w:r>
     </w:p>
     <w:p>
@@ -938,15 +1353,54 @@
         <w:pStyle w:val="Compact"/>
         <w:numPr>
           <w:ilvl w:val="0"/>
-          <w:numId w:val="1013"/>
+          <w:numId w:val="1008"/>
         </w:numPr>
       </w:pPr>
       <w:r>
         <w:rPr>
           <w:b/>
           <w:bCs/>
-        </w:rPr>
-        <w:t xml:space="preserve">Dest MAC (6 B), Src MAC (6 B) y EtherType (2 B).</w:t>
+          <w:lang w:val="es-ES"/>
+        </w:rPr>
+        <w:t xml:space="preserve">FCS</w:t>
+      </w:r>
+      <w:r>
+        <w:rPr>
+          <w:lang w:val="es-ES"/>
+        </w:rPr>
+        <w:t xml:space="preserve"> </w:t>
+      </w:r>
+      <w:r>
+        <w:rPr>
+          <w:lang w:val="es-ES"/>
+        </w:rPr>
+        <w:t xml:space="preserve">= CRC de 4 bytes de integridad (capa 2). Si no cuadra → la trama se</w:t>
+      </w:r>
+      <w:r>
+        <w:rPr>
+          <w:lang w:val="es-ES"/>
+        </w:rPr>
+        <w:t xml:space="preserve"> </w:t>
+      </w:r>
+      <w:r>
+        <w:rPr>
+          <w:b/>
+          <w:bCs/>
+          <w:lang w:val="es-ES"/>
+        </w:rPr>
+        <w:t xml:space="preserve">descarta</w:t>
+      </w:r>
+      <w:r>
+        <w:rPr>
+          <w:lang w:val="es-ES"/>
+        </w:rPr>
+        <w:t xml:space="preserve"> </w:t>
+      </w:r>
+      <w:r>
+        <w:rPr>
+          <w:lang w:val="es-ES"/>
+        </w:rPr>
+        <w:t xml:space="preserve">(errores CRC).</w:t>
       </w:r>
     </w:p>
     <w:p>
@@ -954,21 +1408,73 @@
         <w:pStyle w:val="Compact"/>
         <w:numPr>
           <w:ilvl w:val="0"/>
-          <w:numId w:val="1013"/>
+          <w:numId w:val="1008"/>
         </w:numPr>
       </w:pPr>
       <w:r>
         <w:rPr>
-          <w:b/>
-          <w:bCs/>
-        </w:rPr>
-        <w:t xml:space="preserve">IPv4</w:t>
-      </w:r>
-      <w:r>
-        <w:t xml:space="preserve"> </w:t>
-      </w:r>
-      <w:r>
-        <w:t xml:space="preserve">(0x0800).</w:t>
+          <w:lang w:val="es-ES"/>
+        </w:rPr>
+        <w:t xml:space="preserve">La calcula quien</w:t>
+      </w:r>
+      <w:r>
+        <w:rPr>
+          <w:lang w:val="es-ES"/>
+        </w:rPr>
+        <w:t xml:space="preserve"> </w:t>
+      </w:r>
+      <w:r>
+        <w:rPr>
+          <w:b/>
+          <w:bCs/>
+          <w:lang w:val="es-ES"/>
+        </w:rPr>
+        <w:t xml:space="preserve">envía</w:t>
+      </w:r>
+      <w:r>
+        <w:rPr>
+          <w:lang w:val="es-ES"/>
+        </w:rPr>
+        <w:t xml:space="preserve"> </w:t>
+      </w:r>
+      <w:r>
+        <w:rPr>
+          <w:lang w:val="es-ES"/>
+        </w:rPr>
+        <w:t xml:space="preserve">(la NIC o el switch al reenviar) y la comprueba quien la</w:t>
+      </w:r>
+      <w:r>
+        <w:rPr>
+          <w:lang w:val="es-ES"/>
+        </w:rPr>
+        <w:t xml:space="preserve"> </w:t>
+      </w:r>
+      <w:r>
+        <w:rPr>
+          <w:b/>
+          <w:bCs/>
+          <w:lang w:val="es-ES"/>
+        </w:rPr>
+        <w:t xml:space="preserve">recibe</w:t>
+      </w:r>
+      <w:r>
+        <w:rPr>
+          <w:lang w:val="es-ES"/>
+        </w:rPr>
+        <w:t xml:space="preserve">; si falla, el receptor la descarta sin subirla.</w:t>
+      </w:r>
+    </w:p>
+    <w:p>
+      <w:pPr>
+        <w:pStyle w:val="FirstParagraph"/>
+      </w:pPr>
+      <w:r>
+        <w:rPr>
+          <w:b/>
+          <w:bCs/>
+          <w:lang w:val="es-ES"/>
+        </w:rPr>
+        <w:t xml:space="preserve">V/F:</w:t>
       </w:r>
     </w:p>
     <w:p>
@@ -976,50 +1482,28 @@
         <w:pStyle w:val="Compact"/>
         <w:numPr>
           <w:ilvl w:val="0"/>
-          <w:numId w:val="1013"/>
+          <w:numId w:val="1009"/>
         </w:numPr>
       </w:pPr>
       <w:r>
         <w:rPr>
           <w:b/>
           <w:bCs/>
-        </w:rPr>
-        <w:t xml:space="preserve">Mínimo 46 bytes</w:t>
-      </w:r>
-      <w:r>
-        <w:t xml:space="preserve"> </w:t>
-      </w:r>
-      <w:r>
-        <w:t xml:space="preserve">de payload (60 en total con cabecera+FCS) y</w:t>
-      </w:r>
-      <w:r>
-        <w:t xml:space="preserve"> </w:t>
-      </w:r>
-      <w:r>
-        <w:rPr>
-          <w:b/>
-          <w:bCs/>
-        </w:rPr>
-        <w:t xml:space="preserve">máximo 1500</w:t>
-      </w:r>
-      <w:r>
-        <w:t xml:space="preserve"> </w:t>
-      </w:r>
-      <w:r>
-        <w:t xml:space="preserve">(MTU); con cabeceras, la trama clásica se queda en</w:t>
-      </w:r>
-      <w:r>
-        <w:t xml:space="preserve"> </w:t>
-      </w:r>
-      <w:r>
-        <w:rPr>
-          <w:b/>
-          <w:bCs/>
-        </w:rPr>
-        <w:t xml:space="preserve">1518 bytes</w:t>
-      </w:r>
-      <w:r>
-        <w:t xml:space="preserve">.</w:t>
+          <w:lang w:val="es-ES"/>
+        </w:rPr>
+        <w:t xml:space="preserve">Verdadero.</w:t>
+      </w:r>
+      <w:r>
+        <w:rPr>
+          <w:lang w:val="es-ES"/>
+        </w:rPr>
+        <w:t xml:space="preserve"> </w:t>
+      </w:r>
+      <w:r>
+        <w:rPr>
+          <w:lang w:val="es-ES"/>
+        </w:rPr>
+        <w:t xml:space="preserve">El mínimo de payload es 46 bytes (60 totales con cabecera de 14 y FCS de 4).</w:t>
       </w:r>
     </w:p>
     <w:p>
@@ -1027,146 +1511,47 @@
         <w:pStyle w:val="Compact"/>
         <w:numPr>
           <w:ilvl w:val="0"/>
-          <w:numId w:val="1013"/>
+          <w:numId w:val="1009"/>
         </w:numPr>
       </w:pPr>
       <w:r>
         <w:rPr>
           <w:b/>
           <w:bCs/>
-        </w:rPr>
-        <w:t xml:space="preserve">FCS</w:t>
-      </w:r>
-      <w:r>
-        <w:t xml:space="preserve"> </w:t>
-      </w:r>
-      <w:r>
-        <w:t xml:space="preserve">= CRC de 4 bytes de integridad (capa 2). Si no cuadra → la trama se</w:t>
-      </w:r>
-      <w:r>
-        <w:t xml:space="preserve"> </w:t>
-      </w:r>
-      <w:r>
-        <w:rPr>
-          <w:b/>
-          <w:bCs/>
-        </w:rPr>
-        <w:t xml:space="preserve">descarta</w:t>
-      </w:r>
-      <w:r>
-        <w:t xml:space="preserve"> </w:t>
-      </w:r>
-      <w:r>
-        <w:t xml:space="preserve">(errores CRC).</w:t>
-      </w:r>
-    </w:p>
-    <w:p>
-      <w:pPr>
-        <w:pStyle w:val="Compact"/>
-        <w:numPr>
-          <w:ilvl w:val="0"/>
-          <w:numId w:val="1013"/>
-        </w:numPr>
-      </w:pPr>
-      <w:r>
-        <w:t xml:space="preserve">La calcula quien</w:t>
-      </w:r>
-      <w:r>
-        <w:t xml:space="preserve"> </w:t>
-      </w:r>
-      <w:r>
-        <w:rPr>
-          <w:b/>
-          <w:bCs/>
-        </w:rPr>
-        <w:t xml:space="preserve">envía</w:t>
-      </w:r>
-      <w:r>
-        <w:t xml:space="preserve"> </w:t>
-      </w:r>
-      <w:r>
-        <w:t xml:space="preserve">(la NIC o el switch al reenviar) y la comprueba quien la</w:t>
-      </w:r>
-      <w:r>
-        <w:t xml:space="preserve"> </w:t>
-      </w:r>
-      <w:r>
-        <w:rPr>
-          <w:b/>
-          <w:bCs/>
-        </w:rPr>
-        <w:t xml:space="preserve">recibe</w:t>
-      </w:r>
-      <w:r>
-        <w:t xml:space="preserve">; si falla, el receptor la descarta sin subirla.</w:t>
-      </w:r>
-    </w:p>
-    <w:p>
-      <w:pPr>
-        <w:pStyle w:val="FirstParagraph"/>
-      </w:pPr>
-      <w:r>
-        <w:rPr>
-          <w:b/>
-          <w:bCs/>
-        </w:rPr>
-        <w:t xml:space="preserve">V/F:</w:t>
-      </w:r>
-    </w:p>
-    <w:p>
-      <w:pPr>
-        <w:pStyle w:val="Compact"/>
-        <w:numPr>
-          <w:ilvl w:val="0"/>
-          <w:numId w:val="1014"/>
-        </w:numPr>
-      </w:pPr>
-      <w:r>
-        <w:rPr>
-          <w:b/>
-          <w:bCs/>
-        </w:rPr>
-        <w:t xml:space="preserve">Verdadero.</w:t>
-      </w:r>
-      <w:r>
-        <w:t xml:space="preserve"> </w:t>
-      </w:r>
-      <w:r>
-        <w:t xml:space="preserve">El mínimo de payload es 46 bytes (60 totales con cabecera de 14 y FCS de 4).</w:t>
-      </w:r>
-    </w:p>
-    <w:p>
-      <w:pPr>
-        <w:pStyle w:val="Compact"/>
-        <w:numPr>
-          <w:ilvl w:val="0"/>
-          <w:numId w:val="1014"/>
-        </w:numPr>
-      </w:pPr>
-      <w:r>
-        <w:rPr>
-          <w:b/>
-          <w:bCs/>
+          <w:lang w:val="es-ES"/>
         </w:rPr>
         <w:t xml:space="preserve">Falso.</w:t>
       </w:r>
       <w:r>
-        <w:t xml:space="preserve"> </w:t>
-      </w:r>
-      <w:r>
+        <w:rPr>
+          <w:lang w:val="es-ES"/>
+        </w:rPr>
+        <w:t xml:space="preserve"> </w:t>
+      </w:r>
+      <w:r>
+        <w:rPr>
+          <w:lang w:val="es-ES"/>
+        </w:rPr>
         <w:t xml:space="preserve">El WiFi</w:t>
       </w:r>
       <w:r>
-        <w:t xml:space="preserve"> </w:t>
-      </w:r>
-      <w:r>
-        <w:rPr>
-          <w:b/>
-          <w:bCs/>
+        <w:rPr>
+          <w:lang w:val="es-ES"/>
+        </w:rPr>
+        <w:t xml:space="preserve"> </w:t>
+      </w:r>
+      <w:r>
+        <w:rPr>
+          <w:b/>
+          <w:bCs/>
+          <w:lang w:val="es-ES"/>
         </w:rPr>
         <w:t xml:space="preserve">también es capa 2</w:t>
       </w:r>
       <w:r>
+        <w:rPr>
+          <w:lang w:val="es-ES"/>
+        </w:rPr>
         <w:t xml:space="preserve">: entrega local por MAC; el aire es solo el medio (capa 1).</w:t>
       </w:r>
     </w:p>
@@ -1452,261 +1837,6 @@
       </w:pPr>
     </w:lvl>
   </w:abstractNum>
-  <w:abstractNum w:abstractNumId="99722">
-    <w:nsid w:val="00A99722"/>
-    <w:multiLevelType w:val="multilevel"/>
-    <w:lvl w:ilvl="0">
-      <w:start w:val="2"/>
-      <w:numFmt w:val="lowerLetter"/>
-      <w:lvlText w:val="%1)"/>
-      <w:lvlJc w:val="left"/>
-      <w:pPr>
-        <w:ind w:left="720" w:hanging="360"/>
-      </w:pPr>
-    </w:lvl>
-    <w:lvl w:ilvl="1">
-      <w:start w:val="2"/>
-      <w:numFmt w:val="lowerLetter"/>
-      <w:lvlText w:val="%2)"/>
-      <w:lvlJc w:val="left"/>
-      <w:pPr>
-        <w:ind w:left="1440" w:hanging="360"/>
-      </w:pPr>
-    </w:lvl>
-    <w:lvl w:ilvl="2">
-      <w:start w:val="2"/>
-      <w:numFmt w:val="lowerLetter"/>
-      <w:lvlText w:val="%3)"/>
-      <w:lvlJc w:val="left"/>
-      <w:pPr>
-        <w:ind w:left="2160" w:hanging="360"/>
-      </w:pPr>
-    </w:lvl>
-    <w:lvl w:ilvl="3">
-      <w:start w:val="2"/>
-      <w:numFmt w:val="lowerLetter"/>
-      <w:lvlText w:val="%4)"/>
-      <w:lvlJc w:val="left"/>
-      <w:pPr>
-        <w:ind w:left="2880" w:hanging="360"/>
-      </w:pPr>
-    </w:lvl>
-    <w:lvl w:ilvl="4">
-      <w:start w:val="2"/>
-      <w:numFmt w:val="lowerLetter"/>
-      <w:lvlText w:val="%5)"/>
-      <w:lvlJc w:val="left"/>
-      <w:pPr>
-        <w:ind w:left="3600" w:hanging="360"/>
-      </w:pPr>
-    </w:lvl>
-    <w:lvl w:ilvl="5">
-      <w:start w:val="2"/>
-      <w:numFmt w:val="lowerLetter"/>
-      <w:lvlText w:val="%6)"/>
-      <w:lvlJc w:val="left"/>
-      <w:pPr>
-        <w:ind w:left="4320" w:hanging="360"/>
-      </w:pPr>
-    </w:lvl>
-    <w:lvl w:ilvl="6">
-      <w:start w:val="2"/>
-      <w:numFmt w:val="lowerLetter"/>
-      <w:lvlText w:val="%7)"/>
-      <w:lvlJc w:val="left"/>
-      <w:pPr>
-        <w:ind w:left="5040" w:hanging="360"/>
-      </w:pPr>
-    </w:lvl>
-    <w:lvl w:ilvl="7">
-      <w:start w:val="2"/>
-      <w:numFmt w:val="lowerLetter"/>
-      <w:lvlText w:val="%8)"/>
-      <w:lvlJc w:val="left"/>
-      <w:pPr>
-        <w:ind w:left="5760" w:hanging="360"/>
-      </w:pPr>
-    </w:lvl>
-    <w:lvl w:ilvl="8">
-      <w:start w:val="2"/>
-      <w:numFmt w:val="lowerLetter"/>
-      <w:lvlText w:val="%9)"/>
-      <w:lvlJc w:val="left"/>
-      <w:pPr>
-        <w:ind w:left="6480" w:hanging="360"/>
-      </w:pPr>
-    </w:lvl>
-  </w:abstractNum>
-  <w:abstractNum w:abstractNumId="99724">
-    <w:nsid w:val="00A99724"/>
-    <w:multiLevelType w:val="multilevel"/>
-    <w:lvl w:ilvl="0">
-      <w:start w:val="4"/>
-      <w:numFmt w:val="lowerLetter"/>
-      <w:lvlText w:val="%1)"/>
-      <w:lvlJc w:val="left"/>
-      <w:pPr>
-        <w:ind w:left="720" w:hanging="360"/>
-      </w:pPr>
-    </w:lvl>
-    <w:lvl w:ilvl="1">
-      <w:start w:val="4"/>
-      <w:numFmt w:val="lowerLetter"/>
-      <w:lvlText w:val="%2)"/>
-      <w:lvlJc w:val="left"/>
-      <w:pPr>
-        <w:ind w:left="1440" w:hanging="360"/>
-      </w:pPr>
-    </w:lvl>
-    <w:lvl w:ilvl="2">
-      <w:start w:val="4"/>
-      <w:numFmt w:val="lowerLetter"/>
-      <w:lvlText w:val="%3)"/>
-      <w:lvlJc w:val="left"/>
-      <w:pPr>
-        <w:ind w:left="2160" w:hanging="360"/>
-      </w:pPr>
-    </w:lvl>
-    <w:lvl w:ilvl="3">
-      <w:start w:val="4"/>
-      <w:numFmt w:val="lowerLetter"/>
-      <w:lvlText w:val="%4)"/>
-      <w:lvlJc w:val="left"/>
-      <w:pPr>
-        <w:ind w:left="2880" w:hanging="360"/>
-      </w:pPr>
-    </w:lvl>
-    <w:lvl w:ilvl="4">
-      <w:start w:val="4"/>
-      <w:numFmt w:val="lowerLetter"/>
-      <w:lvlText w:val="%5)"/>
-      <w:lvlJc w:val="left"/>
-      <w:pPr>
-        <w:ind w:left="3600" w:hanging="360"/>
-      </w:pPr>
-    </w:lvl>
-    <w:lvl w:ilvl="5">
-      <w:start w:val="4"/>
-      <w:numFmt w:val="lowerLetter"/>
-      <w:lvlText w:val="%6)"/>
-      <w:lvlJc w:val="left"/>
-      <w:pPr>
-        <w:ind w:left="4320" w:hanging="360"/>
-      </w:pPr>
-    </w:lvl>
-    <w:lvl w:ilvl="6">
-      <w:start w:val="4"/>
-      <w:numFmt w:val="lowerLetter"/>
-      <w:lvlText w:val="%7)"/>
-      <w:lvlJc w:val="left"/>
-      <w:pPr>
-        <w:ind w:left="5040" w:hanging="360"/>
-      </w:pPr>
-    </w:lvl>
-    <w:lvl w:ilvl="7">
-      <w:start w:val="4"/>
-      <w:numFmt w:val="lowerLetter"/>
-      <w:lvlText w:val="%8)"/>
-      <w:lvlJc w:val="left"/>
-      <w:pPr>
-        <w:ind w:left="5760" w:hanging="360"/>
-      </w:pPr>
-    </w:lvl>
-    <w:lvl w:ilvl="8">
-      <w:start w:val="4"/>
-      <w:numFmt w:val="lowerLetter"/>
-      <w:lvlText w:val="%9)"/>
-      <w:lvlJc w:val="left"/>
-      <w:pPr>
-        <w:ind w:left="6480" w:hanging="360"/>
-      </w:pPr>
-    </w:lvl>
-  </w:abstractNum>
-  <w:abstractNum w:abstractNumId="99725">
-    <w:nsid w:val="00A99725"/>
-    <w:multiLevelType w:val="multilevel"/>
-    <w:lvl w:ilvl="0">
-      <w:start w:val="5"/>
-      <w:numFmt w:val="lowerLetter"/>
-      <w:lvlText w:val="%1)"/>
-      <w:lvlJc w:val="left"/>
-      <w:pPr>
-        <w:ind w:left="720" w:hanging="360"/>
-      </w:pPr>
-    </w:lvl>
-    <w:lvl w:ilvl="1">
-      <w:start w:val="5"/>
-      <w:numFmt w:val="lowerLetter"/>
-      <w:lvlText w:val="%2)"/>
-      <w:lvlJc w:val="left"/>
-      <w:pPr>
-        <w:ind w:left="1440" w:hanging="360"/>
-      </w:pPr>
-    </w:lvl>
-    <w:lvl w:ilvl="2">
-      <w:start w:val="5"/>
-      <w:numFmt w:val="lowerLetter"/>
-      <w:lvlText w:val="%3)"/>
-      <w:lvlJc w:val="left"/>
-      <w:pPr>
-        <w:ind w:left="2160" w:hanging="360"/>
-      </w:pPr>
-    </w:lvl>
-    <w:lvl w:ilvl="3">
-      <w:start w:val="5"/>
-      <w:numFmt w:val="lowerLetter"/>
-      <w:lvlText w:val="%4)"/>
-      <w:lvlJc w:val="left"/>
-      <w:pPr>
-        <w:ind w:left="2880" w:hanging="360"/>
-      </w:pPr>
-    </w:lvl>
-    <w:lvl w:ilvl="4">
-      <w:start w:val="5"/>
-      <w:numFmt w:val="lowerLetter"/>
-      <w:lvlText w:val="%5)"/>
-      <w:lvlJc w:val="left"/>
-      <w:pPr>
-        <w:ind w:left="3600" w:hanging="360"/>
-      </w:pPr>
-    </w:lvl>
-    <w:lvl w:ilvl="5">
-      <w:start w:val="5"/>
-      <w:numFmt w:val="lowerLetter"/>
-      <w:lvlText w:val="%6)"/>
-      <w:lvlJc w:val="left"/>
-      <w:pPr>
-        <w:ind w:left="4320" w:hanging="360"/>
-      </w:pPr>
-    </w:lvl>
-    <w:lvl w:ilvl="6">
-      <w:start w:val="5"/>
-      <w:numFmt w:val="lowerLetter"/>
-      <w:lvlText w:val="%7)"/>
-      <w:lvlJc w:val="left"/>
-      <w:pPr>
-        <w:ind w:left="5040" w:hanging="360"/>
-      </w:pPr>
-    </w:lvl>
-    <w:lvl w:ilvl="7">
-      <w:start w:val="5"/>
-      <w:numFmt w:val="lowerLetter"/>
-      <w:lvlText w:val="%8)"/>
-      <w:lvlJc w:val="left"/>
-      <w:pPr>
-        <w:ind w:left="5760" w:hanging="360"/>
-      </w:pPr>
-    </w:lvl>
-    <w:lvl w:ilvl="8">
-      <w:start w:val="5"/>
-      <w:numFmt w:val="lowerLetter"/>
-      <w:lvlText w:val="%9)"/>
-      <w:lvlJc w:val="left"/>
-      <w:pPr>
-        <w:ind w:left="6480" w:hanging="360"/>
-      </w:pPr>
-    </w:lvl>
-  </w:abstractNum>
   <w:abstractNum w:abstractNumId="99726">
     <w:nsid w:val="00A99726"/>
     <w:multiLevelType w:val="multilevel"/>
@@ -1792,91 +1922,6 @@
       </w:pPr>
     </w:lvl>
   </w:abstractNum>
-  <w:abstractNum w:abstractNumId="99723">
-    <w:nsid w:val="00A99723"/>
-    <w:multiLevelType w:val="multilevel"/>
-    <w:lvl w:ilvl="0">
-      <w:start w:val="3"/>
-      <w:numFmt w:val="lowerLetter"/>
-      <w:lvlText w:val="%1)"/>
-      <w:lvlJc w:val="left"/>
-      <w:pPr>
-        <w:ind w:left="720" w:hanging="360"/>
-      </w:pPr>
-    </w:lvl>
-    <w:lvl w:ilvl="1">
-      <w:start w:val="3"/>
-      <w:numFmt w:val="lowerLetter"/>
-      <w:lvlText w:val="%2)"/>
-      <w:lvlJc w:val="left"/>
-      <w:pPr>
-        <w:ind w:left="1440" w:hanging="360"/>
-      </w:pPr>
-    </w:lvl>
-    <w:lvl w:ilvl="2">
-      <w:start w:val="3"/>
-      <w:numFmt w:val="lowerLetter"/>
-      <w:lvlText w:val="%3)"/>
-      <w:lvlJc w:val="left"/>
-      <w:pPr>
-        <w:ind w:left="2160" w:hanging="360"/>
-      </w:pPr>
-    </w:lvl>
-    <w:lvl w:ilvl="3">
-      <w:start w:val="3"/>
-      <w:numFmt w:val="lowerLetter"/>
-      <w:lvlText w:val="%4)"/>
-      <w:lvlJc w:val="left"/>
-      <w:pPr>
-        <w:ind w:left="2880" w:hanging="360"/>
-      </w:pPr>
-    </w:lvl>
-    <w:lvl w:ilvl="4">
-      <w:start w:val="3"/>
-      <w:numFmt w:val="lowerLetter"/>
-      <w:lvlText w:val="%5)"/>
-      <w:lvlJc w:val="left"/>
-      <w:pPr>
-        <w:ind w:left="3600" w:hanging="360"/>
-      </w:pPr>
-    </w:lvl>
-    <w:lvl w:ilvl="5">
-      <w:start w:val="3"/>
-      <w:numFmt w:val="lowerLetter"/>
-      <w:lvlText w:val="%6)"/>
-      <w:lvlJc w:val="left"/>
-      <w:pPr>
-        <w:ind w:left="4320" w:hanging="360"/>
-      </w:pPr>
-    </w:lvl>
-    <w:lvl w:ilvl="6">
-      <w:start w:val="3"/>
-      <w:numFmt w:val="lowerLetter"/>
-      <w:lvlText w:val="%7)"/>
-      <w:lvlJc w:val="left"/>
-      <w:pPr>
-        <w:ind w:left="5040" w:hanging="360"/>
-      </w:pPr>
-    </w:lvl>
-    <w:lvl w:ilvl="7">
-      <w:start w:val="3"/>
-      <w:numFmt w:val="lowerLetter"/>
-      <w:lvlText w:val="%8)"/>
-      <w:lvlJc w:val="left"/>
-      <w:pPr>
-        <w:ind w:left="5760" w:hanging="360"/>
-      </w:pPr>
-    </w:lvl>
-    <w:lvl w:ilvl="8">
-      <w:start w:val="3"/>
-      <w:numFmt w:val="lowerLetter"/>
-      <w:lvlText w:val="%9)"/>
-      <w:lvlJc w:val="left"/>
-      <w:pPr>
-        <w:ind w:left="6480" w:hanging="360"/>
-      </w:pPr>
-    </w:lvl>
-  </w:abstractNum>
   <w:num w:numId="1000">
     <w:abstractNumId w:val="990"/>
   </w:num>
@@ -1971,93 +2016,93 @@
     </w:lvlOverride>
   </w:num>
   <w:num w:numId="1004">
-    <w:abstractNumId w:val="99722"/>
+    <w:abstractNumId w:val="99721"/>
     <w:lvlOverride w:ilvl="0">
-      <w:startOverride w:val="2"/>
+      <w:startOverride w:val="1"/>
     </w:lvlOverride>
     <w:lvlOverride w:ilvl="1">
-      <w:startOverride w:val="2"/>
+      <w:startOverride w:val="1"/>
     </w:lvlOverride>
     <w:lvlOverride w:ilvl="2">
-      <w:startOverride w:val="2"/>
+      <w:startOverride w:val="1"/>
     </w:lvlOverride>
     <w:lvlOverride w:ilvl="3">
-      <w:startOverride w:val="2"/>
+      <w:startOverride w:val="1"/>
     </w:lvlOverride>
     <w:lvlOverride w:ilvl="4">
-      <w:startOverride w:val="2"/>
+      <w:startOverride w:val="1"/>
     </w:lvlOverride>
     <w:lvlOverride w:ilvl="5">
-      <w:startOverride w:val="2"/>
+      <w:startOverride w:val="1"/>
     </w:lvlOverride>
     <w:lvlOverride w:ilvl="6">
-      <w:startOverride w:val="2"/>
+      <w:startOverride w:val="1"/>
     </w:lvlOverride>
     <w:lvlOverride w:ilvl="7">
-      <w:startOverride w:val="2"/>
+      <w:startOverride w:val="1"/>
     </w:lvlOverride>
     <w:lvlOverride w:ilvl="8">
-      <w:startOverride w:val="2"/>
+      <w:startOverride w:val="1"/>
     </w:lvlOverride>
   </w:num>
   <w:num w:numId="1005">
-    <w:abstractNumId w:val="99724"/>
+    <w:abstractNumId w:val="99721"/>
     <w:lvlOverride w:ilvl="0">
-      <w:startOverride w:val="4"/>
+      <w:startOverride w:val="1"/>
     </w:lvlOverride>
     <w:lvlOverride w:ilvl="1">
-      <w:startOverride w:val="4"/>
+      <w:startOverride w:val="1"/>
     </w:lvlOverride>
     <w:lvlOverride w:ilvl="2">
-      <w:startOverride w:val="4"/>
+      <w:startOverride w:val="1"/>
     </w:lvlOverride>
     <w:lvlOverride w:ilvl="3">
-      <w:startOverride w:val="4"/>
+      <w:startOverride w:val="1"/>
     </w:lvlOverride>
     <w:lvlOverride w:ilvl="4">
-      <w:startOverride w:val="4"/>
+      <w:startOverride w:val="1"/>
     </w:lvlOverride>
     <w:lvlOverride w:ilvl="5">
-      <w:startOverride w:val="4"/>
+      <w:startOverride w:val="1"/>
     </w:lvlOverride>
     <w:lvlOverride w:ilvl="6">
-      <w:startOverride w:val="4"/>
+      <w:startOverride w:val="1"/>
     </w:lvlOverride>
     <w:lvlOverride w:ilvl="7">
-      <w:startOverride w:val="4"/>
+      <w:startOverride w:val="1"/>
     </w:lvlOverride>
     <w:lvlOverride w:ilvl="8">
-      <w:startOverride w:val="4"/>
+      <w:startOverride w:val="1"/>
     </w:lvlOverride>
   </w:num>
   <w:num w:numId="1006">
-    <w:abstractNumId w:val="99725"/>
+    <w:abstractNumId w:val="99721"/>
     <w:lvlOverride w:ilvl="0">
-      <w:startOverride w:val="5"/>
+      <w:startOverride w:val="1"/>
     </w:lvlOverride>
     <w:lvlOverride w:ilvl="1">
-      <w:startOverride w:val="5"/>
+      <w:startOverride w:val="1"/>
     </w:lvlOverride>
     <w:lvlOverride w:ilvl="2">
-      <w:startOverride w:val="5"/>
+      <w:startOverride w:val="1"/>
     </w:lvlOverride>
     <w:lvlOverride w:ilvl="3">
-      <w:startOverride w:val="5"/>
+      <w:startOverride w:val="1"/>
     </w:lvlOverride>
     <w:lvlOverride w:ilvl="4">
-      <w:startOverride w:val="5"/>
+      <w:startOverride w:val="1"/>
     </w:lvlOverride>
     <w:lvlOverride w:ilvl="5">
-      <w:startOverride w:val="5"/>
+      <w:startOverride w:val="1"/>
     </w:lvlOverride>
     <w:lvlOverride w:ilvl="6">
-      <w:startOverride w:val="5"/>
+      <w:startOverride w:val="1"/>
     </w:lvlOverride>
     <w:lvlOverride w:ilvl="7">
-      <w:startOverride w:val="5"/>
+      <w:startOverride w:val="1"/>
     </w:lvlOverride>
     <w:lvlOverride w:ilvl="8">
-      <w:startOverride w:val="5"/>
+      <w:startOverride w:val="1"/>
     </w:lvlOverride>
   </w:num>
   <w:num w:numId="1007">
@@ -2091,186 +2136,36 @@
     </w:lvlOverride>
   </w:num>
   <w:num w:numId="1008">
-    <w:abstractNumId w:val="99726"/>
+    <w:abstractNumId w:val="99721"/>
     <w:lvlOverride w:ilvl="0">
-      <w:startOverride w:val="6"/>
+      <w:startOverride w:val="1"/>
     </w:lvlOverride>
     <w:lvlOverride w:ilvl="1">
-      <w:startOverride w:val="6"/>
+      <w:startOverride w:val="1"/>
     </w:lvlOverride>
     <w:lvlOverride w:ilvl="2">
-      <w:startOverride w:val="6"/>
+      <w:startOverride w:val="1"/>
     </w:lvlOverride>
     <w:lvlOverride w:ilvl="3">
-      <w:startOverride w:val="6"/>
+      <w:startOverride w:val="1"/>
     </w:lvlOverride>
     <w:lvlOverride w:ilvl="4">
-      <w:startOverride w:val="6"/>
+      <w:startOverride w:val="1"/>
     </w:lvlOverride>
     <w:lvlOverride w:ilvl="5">
-      <w:startOverride w:val="6"/>
+      <w:startOverride w:val="1"/>
     </w:lvlOverride>
     <w:lvlOverride w:ilvl="6">
-      <w:startOverride w:val="6"/>
+      <w:startOverride w:val="1"/>
     </w:lvlOverride>
     <w:lvlOverride w:ilvl="7">
-      <w:startOverride w:val="6"/>
+      <w:startOverride w:val="1"/>
     </w:lvlOverride>
     <w:lvlOverride w:ilvl="8">
-      <w:startOverride w:val="6"/>
+      <w:startOverride w:val="1"/>
     </w:lvlOverride>
   </w:num>
   <w:num w:numId="1009">
-    <w:abstractNumId w:val="99723"/>
-    <w:lvlOverride w:ilvl="0">
-      <w:startOverride w:val="3"/>
-    </w:lvlOverride>
-    <w:lvlOverride w:ilvl="1">
-      <w:startOverride w:val="3"/>
-    </w:lvlOverride>
-    <w:lvlOverride w:ilvl="2">
-      <w:startOverride w:val="3"/>
-    </w:lvlOverride>
-    <w:lvlOverride w:ilvl="3">
-      <w:startOverride w:val="3"/>
-    </w:lvlOverride>
-    <w:lvlOverride w:ilvl="4">
-      <w:startOverride w:val="3"/>
-    </w:lvlOverride>
-    <w:lvlOverride w:ilvl="5">
-      <w:startOverride w:val="3"/>
-    </w:lvlOverride>
-    <w:lvlOverride w:ilvl="6">
-      <w:startOverride w:val="3"/>
-    </w:lvlOverride>
-    <w:lvlOverride w:ilvl="7">
-      <w:startOverride w:val="3"/>
-    </w:lvlOverride>
-    <w:lvlOverride w:ilvl="8">
-      <w:startOverride w:val="3"/>
-    </w:lvlOverride>
-  </w:num>
-  <w:num w:numId="1010">
-    <w:abstractNumId w:val="99721"/>
-    <w:lvlOverride w:ilvl="0">
-      <w:startOverride w:val="1"/>
-    </w:lvlOverride>
-    <w:lvlOverride w:ilvl="1">
-      <w:startOverride w:val="1"/>
-    </w:lvlOverride>
-    <w:lvlOverride w:ilvl="2">
-      <w:startOverride w:val="1"/>
-    </w:lvlOverride>
-    <w:lvlOverride w:ilvl="3">
-      <w:startOverride w:val="1"/>
-    </w:lvlOverride>
-    <w:lvlOverride w:ilvl="4">
-      <w:startOverride w:val="1"/>
-    </w:lvlOverride>
-    <w:lvlOverride w:ilvl="5">
-      <w:startOverride w:val="1"/>
-    </w:lvlOverride>
-    <w:lvlOverride w:ilvl="6">
-      <w:startOverride w:val="1"/>
-    </w:lvlOverride>
-    <w:lvlOverride w:ilvl="7">
-      <w:startOverride w:val="1"/>
-    </w:lvlOverride>
-    <w:lvlOverride w:ilvl="8">
-      <w:startOverride w:val="1"/>
-    </w:lvlOverride>
-  </w:num>
-  <w:num w:numId="1011">
-    <w:abstractNumId w:val="99721"/>
-    <w:lvlOverride w:ilvl="0">
-      <w:startOverride w:val="1"/>
-    </w:lvlOverride>
-    <w:lvlOverride w:ilvl="1">
-      <w:startOverride w:val="1"/>
-    </w:lvlOverride>
-    <w:lvlOverride w:ilvl="2">
-      <w:startOverride w:val="1"/>
-    </w:lvlOverride>
-    <w:lvlOverride w:ilvl="3">
-      <w:startOverride w:val="1"/>
-    </w:lvlOverride>
-    <w:lvlOverride w:ilvl="4">
-      <w:startOverride w:val="1"/>
-    </w:lvlOverride>
-    <w:lvlOverride w:ilvl="5">
-      <w:startOverride w:val="1"/>
-    </w:lvlOverride>
-    <w:lvlOverride w:ilvl="6">
-      <w:startOverride w:val="1"/>
-    </w:lvlOverride>
-    <w:lvlOverride w:ilvl="7">
-      <w:startOverride w:val="1"/>
-    </w:lvlOverride>
-    <w:lvlOverride w:ilvl="8">
-      <w:startOverride w:val="1"/>
-    </w:lvlOverride>
-  </w:num>
-  <w:num w:numId="1012">
-    <w:abstractNumId w:val="99721"/>
-    <w:lvlOverride w:ilvl="0">
-      <w:startOverride w:val="1"/>
-    </w:lvlOverride>
-    <w:lvlOverride w:ilvl="1">
-      <w:startOverride w:val="1"/>
-    </w:lvlOverride>
-    <w:lvlOverride w:ilvl="2">
-      <w:startOverride w:val="1"/>
-    </w:lvlOverride>
-    <w:lvlOverride w:ilvl="3">
-      <w:startOverride w:val="1"/>
-    </w:lvlOverride>
-    <w:lvlOverride w:ilvl="4">
-      <w:startOverride w:val="1"/>
-    </w:lvlOverride>
-    <w:lvlOverride w:ilvl="5">
-      <w:startOverride w:val="1"/>
-    </w:lvlOverride>
-    <w:lvlOverride w:ilvl="6">
-      <w:startOverride w:val="1"/>
-    </w:lvlOverride>
-    <w:lvlOverride w:ilvl="7">
-      <w:startOverride w:val="1"/>
-    </w:lvlOverride>
-    <w:lvlOverride w:ilvl="8">
-      <w:startOverride w:val="1"/>
-    </w:lvlOverride>
-  </w:num>
-  <w:num w:numId="1013">
-    <w:abstractNumId w:val="99721"/>
-    <w:lvlOverride w:ilvl="0">
-      <w:startOverride w:val="1"/>
-    </w:lvlOverride>
-    <w:lvlOverride w:ilvl="1">
-      <w:startOverride w:val="1"/>
-    </w:lvlOverride>
-    <w:lvlOverride w:ilvl="2">
-      <w:startOverride w:val="1"/>
-    </w:lvlOverride>
-    <w:lvlOverride w:ilvl="3">
-      <w:startOverride w:val="1"/>
-    </w:lvlOverride>
-    <w:lvlOverride w:ilvl="4">
-      <w:startOverride w:val="1"/>
-    </w:lvlOverride>
-    <w:lvlOverride w:ilvl="5">
-      <w:startOverride w:val="1"/>
-    </w:lvlOverride>
-    <w:lvlOverride w:ilvl="6">
-      <w:startOverride w:val="1"/>
-    </w:lvlOverride>
-    <w:lvlOverride w:ilvl="7">
-      <w:startOverride w:val="1"/>
-    </w:lvlOverride>
-    <w:lvlOverride w:ilvl="8">
-      <w:startOverride w:val="1"/>
-    </w:lvlOverride>
-  </w:num>
-  <w:num w:numId="1014">
     <w:abstractNumId w:val="99726"/>
     <w:lvlOverride w:ilvl="0">
       <w:startOverride w:val="6"/>

--- a/docx/02-ethernet-cableado/boletin-U02-inicial-resuelto.docx
+++ b/docx/02-ethernet-cableado/boletin-U02-inicial-resuelto.docx
@@ -15,9 +15,6 @@
             <w:pStyle w:val="TOCHeading"/>
           </w:pPr>
           <w:r>
-            <w:rPr>
-              <w:lang w:val="es-ES"/>
-            </w:rPr>
             <w:t xml:space="preserve">Table of Contents</w:t>
           </w:r>
         </w:p>
@@ -37,9 +34,6 @@
         <w:pStyle w:val="Heading1"/>
       </w:pPr>
       <w:r>
-        <w:rPr>
-          <w:lang w:val="es-ES"/>
-        </w:rPr>
         <w:t xml:space="preserve">Boletín UD2 — Inicial (Resuelto)</w:t>
       </w:r>
     </w:p>
@@ -50,9 +44,6 @@
         <w:pStyle w:val="Heading1"/>
       </w:pPr>
       <w:r>
-        <w:rPr>
-          <w:lang w:val="es-ES"/>
-        </w:rPr>
         <w:t xml:space="preserve">✅ Boletín UD2 — Inicial (Resuelto)</w:t>
       </w:r>
     </w:p>
@@ -69,9 +60,6 @@
         <w:pStyle w:val="Heading2"/>
       </w:pPr>
       <w:r>
-        <w:rPr>
-          <w:lang w:val="es-ES"/>
-        </w:rPr>
         <w:t xml:space="preserve">1. Identifica el cable</w:t>
       </w:r>
     </w:p>
@@ -80,33 +68,18 @@
         <w:pStyle w:val="FirstParagraph"/>
       </w:pPr>
       <w:r>
-        <w:rPr>
-          <w:lang w:val="es-ES"/>
-        </w:rPr>
         <w:t xml:space="preserve">1 → b (Directo: PC a switch)</w:t>
       </w:r>
       <w:r>
-        <w:rPr>
-          <w:lang w:val="es-ES"/>
-        </w:rPr>
-        <w:t xml:space="preserve"> </w:t>
-      </w:r>
-      <w:r>
-        <w:rPr>
-          <w:lang w:val="es-ES"/>
-        </w:rPr>
+        <w:t xml:space="preserve"> </w:t>
+      </w:r>
+      <w:r>
         <w:t xml:space="preserve">2 → a (Cruzado: PC a PC)</w:t>
       </w:r>
       <w:r>
-        <w:rPr>
-          <w:lang w:val="es-ES"/>
-        </w:rPr>
-        <w:t xml:space="preserve"> </w:t>
-      </w:r>
-      <w:r>
-        <w:rPr>
-          <w:lang w:val="es-ES"/>
-        </w:rPr>
+        <w:t xml:space="preserve"> </w:t>
+      </w:r>
+      <w:r>
         <w:t xml:space="preserve">3 → c (Consola: configuración switch)</w:t>
       </w:r>
     </w:p>
@@ -117,9 +90,6 @@
         <w:pStyle w:val="Heading2"/>
       </w:pPr>
       <w:r>
-        <w:rPr>
-          <w:lang w:val="es-ES"/>
-        </w:rPr>
         <w:t xml:space="preserve">2. ¿Qué categoría?</w:t>
       </w:r>
     </w:p>
@@ -135,20 +105,13 @@
         <w:rPr>
           <w:b/>
           <w:bCs/>
-          <w:lang w:val="es-ES"/>
         </w:rPr>
         <w:t xml:space="preserve">Cat6</w:t>
       </w:r>
       <w:r>
-        <w:rPr>
-          <w:lang w:val="es-ES"/>
-        </w:rPr>
-        <w:t xml:space="preserve"> </w:t>
-      </w:r>
-      <w:r>
-        <w:rPr>
-          <w:lang w:val="es-ES"/>
-        </w:rPr>
+        <w:t xml:space="preserve"> </w:t>
+      </w:r>
+      <w:r>
         <w:t xml:space="preserve">— 1 Gbps a 100 m, estándar actual en oficinas</w:t>
       </w:r>
     </w:p>
@@ -164,20 +127,13 @@
         <w:rPr>
           <w:b/>
           <w:bCs/>
-          <w:lang w:val="es-ES"/>
         </w:rPr>
         <w:t xml:space="preserve">Cat6a o superior</w:t>
       </w:r>
       <w:r>
-        <w:rPr>
-          <w:lang w:val="es-ES"/>
-        </w:rPr>
-        <w:t xml:space="preserve"> </w:t>
-      </w:r>
-      <w:r>
-        <w:rPr>
-          <w:lang w:val="es-ES"/>
-        </w:rPr>
+        <w:t xml:space="preserve"> </w:t>
+      </w:r>
+      <w:r>
         <w:t xml:space="preserve">— 10 Gbps a 100 m</w:t>
       </w:r>
     </w:p>
@@ -193,20 +149,13 @@
         <w:rPr>
           <w:b/>
           <w:bCs/>
-          <w:lang w:val="es-ES"/>
         </w:rPr>
         <w:t xml:space="preserve">Cat5e</w:t>
       </w:r>
       <w:r>
-        <w:rPr>
-          <w:lang w:val="es-ES"/>
-        </w:rPr>
-        <w:t xml:space="preserve"> </w:t>
-      </w:r>
-      <w:r>
-        <w:rPr>
-          <w:lang w:val="es-ES"/>
-        </w:rPr>
+        <w:t xml:space="preserve"> </w:t>
+      </w:r>
+      <w:r>
         <w:t xml:space="preserve">— 1 Gbps a 100 m, más barato que Cat6</w:t>
       </w:r>
     </w:p>
@@ -217,9 +166,6 @@
         <w:pStyle w:val="Heading2"/>
       </w:pPr>
       <w:r>
-        <w:rPr>
-          <w:lang w:val="es-ES"/>
-        </w:rPr>
         <w:t xml:space="preserve">3. Verdadero o falso</w:t>
       </w:r>
     </w:p>
@@ -235,20 +181,13 @@
         <w:rPr>
           <w:b/>
           <w:bCs/>
-          <w:lang w:val="es-ES"/>
         </w:rPr>
         <w:t xml:space="preserve">Falso.</w:t>
       </w:r>
       <w:r>
-        <w:rPr>
-          <w:lang w:val="es-ES"/>
-        </w:rPr>
-        <w:t xml:space="preserve"> </w:t>
-      </w:r>
-      <w:r>
-        <w:rPr>
-          <w:lang w:val="es-ES"/>
-        </w:rPr>
+        <w:t xml:space="preserve"> </w:t>
+      </w:r>
+      <w:r>
         <w:t xml:space="preserve">La fibra usa pulsos de LUZ (fotones), no electricidad.</w:t>
       </w:r>
     </w:p>
@@ -264,20 +203,13 @@
         <w:rPr>
           <w:b/>
           <w:bCs/>
-          <w:lang w:val="es-ES"/>
         </w:rPr>
         <w:t xml:space="preserve">Verdadero.</w:t>
       </w:r>
       <w:r>
-        <w:rPr>
-          <w:lang w:val="es-ES"/>
-        </w:rPr>
-        <w:t xml:space="preserve"> </w:t>
-      </w:r>
-      <w:r>
-        <w:rPr>
-          <w:lang w:val="es-ES"/>
-        </w:rPr>
+        <w:t xml:space="preserve"> </w:t>
+      </w:r>
+      <w:r>
         <w:t xml:space="preserve">T568B: pin 1 = Blanco/Naranja, pin 2 = Naranja.</w:t>
       </w:r>
     </w:p>
@@ -293,20 +225,13 @@
         <w:rPr>
           <w:b/>
           <w:bCs/>
-          <w:lang w:val="es-ES"/>
         </w:rPr>
         <w:t xml:space="preserve">Verdadero.</w:t>
       </w:r>
       <w:r>
-        <w:rPr>
-          <w:lang w:val="es-ES"/>
-        </w:rPr>
-        <w:t xml:space="preserve"> </w:t>
-      </w:r>
-      <w:r>
-        <w:rPr>
-          <w:lang w:val="es-ES"/>
-        </w:rPr>
+        <w:t xml:space="preserve"> </w:t>
+      </w:r>
+      <w:r>
         <w:t xml:space="preserve">4 pares trenzados = 8 hilos.</w:t>
       </w:r>
     </w:p>
@@ -322,20 +247,13 @@
         <w:rPr>
           <w:b/>
           <w:bCs/>
-          <w:lang w:val="es-ES"/>
         </w:rPr>
         <w:t xml:space="preserve">Verdadero.</w:t>
       </w:r>
       <w:r>
-        <w:rPr>
-          <w:lang w:val="es-ES"/>
-        </w:rPr>
-        <w:t xml:space="preserve"> </w:t>
-      </w:r>
-      <w:r>
-        <w:rPr>
-          <w:lang w:val="es-ES"/>
-        </w:rPr>
+        <w:t xml:space="preserve"> </w:t>
+      </w:r>
+      <w:r>
         <w:t xml:space="preserve">Auto MDI-X detecta el tipo de cable y ajusta la interfaz.</w:t>
       </w:r>
     </w:p>
@@ -351,20 +269,13 @@
         <w:rPr>
           <w:b/>
           <w:bCs/>
-          <w:lang w:val="es-ES"/>
         </w:rPr>
         <w:t xml:space="preserve">Falso.</w:t>
       </w:r>
       <w:r>
-        <w:rPr>
-          <w:lang w:val="es-ES"/>
-        </w:rPr>
-        <w:t xml:space="preserve"> </w:t>
-      </w:r>
-      <w:r>
-        <w:rPr>
-          <w:lang w:val="es-ES"/>
-        </w:rPr>
+        <w:t xml:space="preserve"> </w:t>
+      </w:r>
+      <w:r>
         <w:t xml:space="preserve">La diafonía (crosstalk) es la interferencia entre pares. La pérdida con la distancia es atenuación.</w:t>
       </w:r>
     </w:p>
@@ -375,9 +286,6 @@
         <w:pStyle w:val="Heading2"/>
       </w:pPr>
       <w:r>
-        <w:rPr>
-          <w:lang w:val="es-ES"/>
-        </w:rPr>
         <w:t xml:space="preserve">4. Ordena el crimpado</w:t>
       </w:r>
     </w:p>
@@ -389,11 +297,17 @@
           <w:numId w:val="1003"/>
         </w:numPr>
       </w:pPr>
-      <w:r>
-        <w:rPr>
-          <w:lang w:val="es-ES"/>
-        </w:rPr>
-        <w:t xml:space="preserve">b) Pelar la funda exterior del cable</w:t>
+    </w:p>
+    <w:p>
+      <w:pPr>
+        <w:pStyle w:val="Compact"/>
+        <w:numPr>
+          <w:ilvl w:val="1"/>
+          <w:numId w:val="1004"/>
+        </w:numPr>
+      </w:pPr>
+      <w:r>
+        <w:t xml:space="preserve">Pelar la funda exterior del cable</w:t>
       </w:r>
     </w:p>
     <w:p>
@@ -404,11 +318,17 @@
           <w:numId w:val="1003"/>
         </w:numPr>
       </w:pPr>
-      <w:r>
-        <w:rPr>
-          <w:lang w:val="es-ES"/>
-        </w:rPr>
-        <w:t xml:space="preserve">d) Ordenar los hilos según T568B</w:t>
+    </w:p>
+    <w:p>
+      <w:pPr>
+        <w:pStyle w:val="Compact"/>
+        <w:numPr>
+          <w:ilvl w:val="1"/>
+          <w:numId w:val="1005"/>
+        </w:numPr>
+      </w:pPr>
+      <w:r>
+        <w:t xml:space="preserve">Ordenar los hilos según T568B</w:t>
       </w:r>
     </w:p>
     <w:p>
@@ -419,11 +339,17 @@
           <w:numId w:val="1003"/>
         </w:numPr>
       </w:pPr>
-      <w:r>
-        <w:rPr>
-          <w:lang w:val="es-ES"/>
-        </w:rPr>
-        <w:t xml:space="preserve">e) Cortar los hilos rectos</w:t>
+    </w:p>
+    <w:p>
+      <w:pPr>
+        <w:pStyle w:val="Compact"/>
+        <w:numPr>
+          <w:ilvl w:val="1"/>
+          <w:numId w:val="1006"/>
+        </w:numPr>
+      </w:pPr>
+      <w:r>
+        <w:t xml:space="preserve">Cortar los hilos rectos</w:t>
       </w:r>
     </w:p>
     <w:p>
@@ -440,13 +366,10 @@
         <w:pStyle w:val="Compact"/>
         <w:numPr>
           <w:ilvl w:val="1"/>
-          <w:numId w:val="1004"/>
-        </w:numPr>
-      </w:pPr>
-      <w:r>
-        <w:rPr>
-          <w:lang w:val="es-ES"/>
-        </w:rPr>
+          <w:numId w:val="1007"/>
+        </w:numPr>
+      </w:pPr>
+      <w:r>
         <w:t xml:space="preserve">Insertar los hilos en el conector RJ45</w:t>
       </w:r>
     </w:p>
@@ -458,11 +381,17 @@
           <w:numId w:val="1003"/>
         </w:numPr>
       </w:pPr>
-      <w:r>
-        <w:rPr>
-          <w:lang w:val="es-ES"/>
-        </w:rPr>
-        <w:t xml:space="preserve">f) Crimpar con la crimpadora</w:t>
+    </w:p>
+    <w:p>
+      <w:pPr>
+        <w:pStyle w:val="Compact"/>
+        <w:numPr>
+          <w:ilvl w:val="1"/>
+          <w:numId w:val="1008"/>
+        </w:numPr>
+      </w:pPr>
+      <w:r>
+        <w:t xml:space="preserve">Crimpar con la crimpadora</w:t>
       </w:r>
     </w:p>
     <w:p>
@@ -473,11 +402,17 @@
           <w:numId w:val="1003"/>
         </w:numPr>
       </w:pPr>
-      <w:r>
-        <w:rPr>
-          <w:lang w:val="es-ES"/>
-        </w:rPr>
-        <w:t xml:space="preserve">c) Comprobar el cable con un tester</w:t>
+    </w:p>
+    <w:p>
+      <w:pPr>
+        <w:pStyle w:val="Compact"/>
+        <w:numPr>
+          <w:ilvl w:val="1"/>
+          <w:numId w:val="1009"/>
+        </w:numPr>
+      </w:pPr>
+      <w:r>
+        <w:t xml:space="preserve">Comprobar el cable con un tester</w:t>
       </w:r>
     </w:p>
     <w:bookmarkEnd w:id="13"/>
@@ -487,9 +422,6 @@
         <w:pStyle w:val="Heading2"/>
       </w:pPr>
       <w:r>
-        <w:rPr>
-          <w:lang w:val="es-ES"/>
-        </w:rPr>
         <w:t xml:space="preserve">5. Relaciona concepto y definición</w:t>
       </w:r>
     </w:p>
@@ -498,45 +430,24 @@
         <w:pStyle w:val="FirstParagraph"/>
       </w:pPr>
       <w:r>
-        <w:rPr>
-          <w:lang w:val="es-ES"/>
-        </w:rPr>
         <w:t xml:space="preserve">1 → d (Atenuación)</w:t>
       </w:r>
       <w:r>
-        <w:rPr>
-          <w:lang w:val="es-ES"/>
-        </w:rPr>
-        <w:t xml:space="preserve"> </w:t>
-      </w:r>
-      <w:r>
-        <w:rPr>
-          <w:lang w:val="es-ES"/>
-        </w:rPr>
+        <w:t xml:space="preserve"> </w:t>
+      </w:r>
+      <w:r>
         <w:t xml:space="preserve">2 → a (Diafonía)</w:t>
       </w:r>
       <w:r>
-        <w:rPr>
-          <w:lang w:val="es-ES"/>
-        </w:rPr>
-        <w:t xml:space="preserve"> </w:t>
-      </w:r>
-      <w:r>
-        <w:rPr>
-          <w:lang w:val="es-ES"/>
-        </w:rPr>
+        <w:t xml:space="preserve"> </w:t>
+      </w:r>
+      <w:r>
         <w:t xml:space="preserve">3 → b (Ancho de banda)</w:t>
       </w:r>
       <w:r>
-        <w:rPr>
-          <w:lang w:val="es-ES"/>
-        </w:rPr>
-        <w:t xml:space="preserve"> </w:t>
-      </w:r>
-      <w:r>
-        <w:rPr>
-          <w:lang w:val="es-ES"/>
-        </w:rPr>
+        <w:t xml:space="preserve"> </w:t>
+      </w:r>
+      <w:r>
         <w:t xml:space="preserve">4 → c (Latencia)</w:t>
       </w:r>
     </w:p>
@@ -547,9 +458,6 @@
         <w:pStyle w:val="Heading2"/>
       </w:pPr>
       <w:r>
-        <w:rPr>
-          <w:lang w:val="es-ES"/>
-        </w:rPr>
         <w:t xml:space="preserve">6. Sopa de letras de conectores</w:t>
       </w:r>
     </w:p>
@@ -558,27 +466,20 @@
         <w:pStyle w:val="Compact"/>
         <w:numPr>
           <w:ilvl w:val="0"/>
-          <w:numId w:val="1005"/>
-        </w:numPr>
-      </w:pPr>
-      <w:r>
-        <w:rPr>
-          <w:b/>
-          <w:bCs/>
-          <w:lang w:val="es-ES"/>
+          <w:numId w:val="1010"/>
+        </w:numPr>
+      </w:pPr>
+      <w:r>
+        <w:rPr>
+          <w:b/>
+          <w:bCs/>
         </w:rPr>
         <w:t xml:space="preserve">RJ45</w:t>
       </w:r>
       <w:r>
-        <w:rPr>
-          <w:lang w:val="es-ES"/>
-        </w:rPr>
-        <w:t xml:space="preserve"> </w:t>
-      </w:r>
-      <w:r>
-        <w:rPr>
-          <w:lang w:val="es-ES"/>
-        </w:rPr>
+        <w:t xml:space="preserve"> </w:t>
+      </w:r>
+      <w:r>
         <w:t xml:space="preserve">— Conector de 8 pines para cable UTP (cobre)</w:t>
       </w:r>
     </w:p>
@@ -587,27 +488,20 @@
         <w:pStyle w:val="Compact"/>
         <w:numPr>
           <w:ilvl w:val="0"/>
-          <w:numId w:val="1005"/>
-        </w:numPr>
-      </w:pPr>
-      <w:r>
-        <w:rPr>
-          <w:b/>
-          <w:bCs/>
-          <w:lang w:val="es-ES"/>
+          <w:numId w:val="1010"/>
+        </w:numPr>
+      </w:pPr>
+      <w:r>
+        <w:rPr>
+          <w:b/>
+          <w:bCs/>
         </w:rPr>
         <w:t xml:space="preserve">LC</w:t>
       </w:r>
       <w:r>
-        <w:rPr>
-          <w:lang w:val="es-ES"/>
-        </w:rPr>
-        <w:t xml:space="preserve"> </w:t>
-      </w:r>
-      <w:r>
-        <w:rPr>
-          <w:lang w:val="es-ES"/>
-        </w:rPr>
+        <w:t xml:space="preserve"> </w:t>
+      </w:r>
+      <w:r>
         <w:t xml:space="preserve">— Conector de fibra óptica, pequeño, tipo push-pull</w:t>
       </w:r>
     </w:p>
@@ -616,27 +510,20 @@
         <w:pStyle w:val="Compact"/>
         <w:numPr>
           <w:ilvl w:val="0"/>
-          <w:numId w:val="1005"/>
-        </w:numPr>
-      </w:pPr>
-      <w:r>
-        <w:rPr>
-          <w:b/>
-          <w:bCs/>
-          <w:lang w:val="es-ES"/>
+          <w:numId w:val="1010"/>
+        </w:numPr>
+      </w:pPr>
+      <w:r>
+        <w:rPr>
+          <w:b/>
+          <w:bCs/>
         </w:rPr>
         <w:t xml:space="preserve">SC</w:t>
       </w:r>
       <w:r>
-        <w:rPr>
-          <w:lang w:val="es-ES"/>
-        </w:rPr>
-        <w:t xml:space="preserve"> </w:t>
-      </w:r>
-      <w:r>
-        <w:rPr>
-          <w:lang w:val="es-ES"/>
-        </w:rPr>
+        <w:t xml:space="preserve"> </w:t>
+      </w:r>
+      <w:r>
         <w:t xml:space="preserve">— Conector de fibra óptica, cuadrado, push-pull</w:t>
       </w:r>
     </w:p>
@@ -647,9 +534,6 @@
         <w:pStyle w:val="Heading2"/>
       </w:pPr>
       <w:r>
-        <w:rPr>
-          <w:lang w:val="es-ES"/>
-        </w:rPr>
         <w:t xml:space="preserve">7. Cableado estructurado</w:t>
       </w:r>
     </w:p>
@@ -658,45 +542,24 @@
         <w:pStyle w:val="FirstParagraph"/>
       </w:pPr>
       <w:r>
-        <w:rPr>
-          <w:lang w:val="es-ES"/>
-        </w:rPr>
         <w:t xml:space="preserve">1 → b (Latiguillo: flexible, une PC con roseta o patch panel con switch)</w:t>
       </w:r>
       <w:r>
-        <w:rPr>
-          <w:lang w:val="es-ES"/>
-        </w:rPr>
-        <w:t xml:space="preserve"> </w:t>
-      </w:r>
-      <w:r>
-        <w:rPr>
-          <w:lang w:val="es-ES"/>
-        </w:rPr>
+        <w:t xml:space="preserve"> </w:t>
+      </w:r>
+      <w:r>
         <w:t xml:space="preserve">2 → c (Keystone: conector hembra RJ45 en la roseta de pared)</w:t>
       </w:r>
       <w:r>
-        <w:rPr>
-          <w:lang w:val="es-ES"/>
-        </w:rPr>
-        <w:t xml:space="preserve"> </w:t>
-      </w:r>
-      <w:r>
-        <w:rPr>
-          <w:lang w:val="es-ES"/>
-        </w:rPr>
+        <w:t xml:space="preserve"> </w:t>
+      </w:r>
+      <w:r>
         <w:t xml:space="preserve">3 → a (Patch panel: concentra los cables horizontales en el rack)</w:t>
       </w:r>
       <w:r>
-        <w:rPr>
-          <w:lang w:val="es-ES"/>
-        </w:rPr>
-        <w:t xml:space="preserve"> </w:t>
-      </w:r>
-      <w:r>
-        <w:rPr>
-          <w:lang w:val="es-ES"/>
-        </w:rPr>
+        <w:t xml:space="preserve"> </w:t>
+      </w:r>
+      <w:r>
         <w:t xml:space="preserve">4 → d (Cable horizontal: sólido, empotrado, del patch panel al keystone)</w:t>
       </w:r>
     </w:p>
@@ -705,35 +568,22 @@
         <w:pStyle w:val="BlockText"/>
       </w:pPr>
       <w:r>
-        <w:rPr>
-          <w:lang w:val="es-ES"/>
-        </w:rPr>
         <w:t xml:space="preserve">💡</w:t>
       </w:r>
       <w:r>
-        <w:rPr>
-          <w:lang w:val="es-ES"/>
-        </w:rPr>
-        <w:t xml:space="preserve"> </w:t>
-      </w:r>
-      <w:r>
-        <w:rPr>
-          <w:b/>
-          <w:bCs/>
-          <w:lang w:val="es-ES"/>
+        <w:t xml:space="preserve"> </w:t>
+      </w:r>
+      <w:r>
+        <w:rPr>
+          <w:b/>
+          <w:bCs/>
         </w:rPr>
         <w:t xml:space="preserve">La idea:</w:t>
       </w:r>
       <w:r>
-        <w:rPr>
-          <w:lang w:val="es-ES"/>
-        </w:rPr>
-        <w:t xml:space="preserve"> </w:t>
-      </w:r>
-      <w:r>
-        <w:rPr>
-          <w:lang w:val="es-ES"/>
-        </w:rPr>
+        <w:t xml:space="preserve"> </w:t>
+      </w:r>
+      <w:r>
         <w:t xml:space="preserve">el latiguillo es la parte flexible y desechable; el cable horizontal es la parte fija que no se toca nunca. El keystone es donde termina en la pared y el patch panel donde concentra el rack.</w:t>
       </w:r>
     </w:p>
@@ -744,9 +594,6 @@
         <w:pStyle w:val="Heading2"/>
       </w:pPr>
       <w:r>
-        <w:rPr>
-          <w:lang w:val="es-ES"/>
-        </w:rPr>
         <w:t xml:space="preserve">8. Medios y estándares: verdadero o falso</w:t>
       </w:r>
     </w:p>
@@ -755,27 +602,20 @@
         <w:pStyle w:val="Compact"/>
         <w:numPr>
           <w:ilvl w:val="0"/>
-          <w:numId w:val="1006"/>
-        </w:numPr>
-      </w:pPr>
-      <w:r>
-        <w:rPr>
-          <w:b/>
-          <w:bCs/>
-          <w:lang w:val="es-ES"/>
+          <w:numId w:val="1011"/>
+        </w:numPr>
+      </w:pPr>
+      <w:r>
+        <w:rPr>
+          <w:b/>
+          <w:bCs/>
         </w:rPr>
         <w:t xml:space="preserve">Falso.</w:t>
       </w:r>
       <w:r>
-        <w:rPr>
-          <w:lang w:val="es-ES"/>
-        </w:rPr>
-        <w:t xml:space="preserve"> </w:t>
-      </w:r>
-      <w:r>
-        <w:rPr>
-          <w:lang w:val="es-ES"/>
-        </w:rPr>
+        <w:t xml:space="preserve"> </w:t>
+      </w:r>
+      <w:r>
         <w:t xml:space="preserve">La fibra es INMUNE a las interferencias electromagnéticas: transmite luz, no electricidad, y los campos externos no afectan a los fotones.</w:t>
       </w:r>
     </w:p>
@@ -784,27 +624,20 @@
         <w:pStyle w:val="Compact"/>
         <w:numPr>
           <w:ilvl w:val="0"/>
-          <w:numId w:val="1006"/>
-        </w:numPr>
-      </w:pPr>
-      <w:r>
-        <w:rPr>
-          <w:b/>
-          <w:bCs/>
-          <w:lang w:val="es-ES"/>
+          <w:numId w:val="1011"/>
+        </w:numPr>
+      </w:pPr>
+      <w:r>
+        <w:rPr>
+          <w:b/>
+          <w:bCs/>
         </w:rPr>
         <w:t xml:space="preserve">Verdadero.</w:t>
       </w:r>
       <w:r>
-        <w:rPr>
-          <w:lang w:val="es-ES"/>
-        </w:rPr>
-        <w:t xml:space="preserve"> </w:t>
-      </w:r>
-      <w:r>
-        <w:rPr>
-          <w:lang w:val="es-ES"/>
-        </w:rPr>
+        <w:t xml:space="preserve"> </w:t>
+      </w:r>
+      <w:r>
         <w:t xml:space="preserve">El cobre UTP es sensible a la interferencia electromagnética externa (motor, fluorescente…): de ahí el trenzado de los pares.</w:t>
       </w:r>
     </w:p>
@@ -813,27 +646,20 @@
         <w:pStyle w:val="Compact"/>
         <w:numPr>
           <w:ilvl w:val="0"/>
-          <w:numId w:val="1006"/>
-        </w:numPr>
-      </w:pPr>
-      <w:r>
-        <w:rPr>
-          <w:b/>
-          <w:bCs/>
-          <w:lang w:val="es-ES"/>
+          <w:numId w:val="1011"/>
+        </w:numPr>
+      </w:pPr>
+      <w:r>
+        <w:rPr>
+          <w:b/>
+          <w:bCs/>
         </w:rPr>
         <w:t xml:space="preserve">Verdadero.</w:t>
       </w:r>
       <w:r>
-        <w:rPr>
-          <w:lang w:val="es-ES"/>
-        </w:rPr>
-        <w:t xml:space="preserve"> </w:t>
-      </w:r>
-      <w:r>
-        <w:rPr>
-          <w:lang w:val="es-ES"/>
-        </w:rPr>
+        <w:t xml:space="preserve"> </w:t>
+      </w:r>
+      <w:r>
         <w:t xml:space="preserve">1000BASE-T (Gigabit Ethernet) trabaja sobre par trenzado de cobre Cat5e o superior.</w:t>
       </w:r>
     </w:p>
@@ -842,79 +668,52 @@
         <w:pStyle w:val="Compact"/>
         <w:numPr>
           <w:ilvl w:val="0"/>
-          <w:numId w:val="1006"/>
-        </w:numPr>
-      </w:pPr>
-      <w:r>
-        <w:rPr>
-          <w:b/>
-          <w:bCs/>
-          <w:lang w:val="es-ES"/>
+          <w:numId w:val="1011"/>
+        </w:numPr>
+      </w:pPr>
+      <w:r>
+        <w:rPr>
+          <w:b/>
+          <w:bCs/>
         </w:rPr>
         <w:t xml:space="preserve">Falso.</w:t>
       </w:r>
       <w:r>
-        <w:rPr>
-          <w:lang w:val="es-ES"/>
-        </w:rPr>
-        <w:t xml:space="preserve"> </w:t>
-      </w:r>
-      <w:r>
-        <w:rPr>
-          <w:lang w:val="es-ES"/>
-        </w:rPr>
+        <w:t xml:space="preserve"> </w:t>
+      </w:r>
+      <w:r>
         <w:t xml:space="preserve">Es la fibra</w:t>
       </w:r>
       <w:r>
-        <w:rPr>
-          <w:lang w:val="es-ES"/>
-        </w:rPr>
-        <w:t xml:space="preserve"> </w:t>
-      </w:r>
-      <w:r>
-        <w:rPr>
-          <w:b/>
-          <w:bCs/>
-          <w:lang w:val="es-ES"/>
+        <w:t xml:space="preserve"> </w:t>
+      </w:r>
+      <w:r>
+        <w:rPr>
+          <w:b/>
+          <w:bCs/>
         </w:rPr>
         <w:t xml:space="preserve">monomodo</w:t>
       </w:r>
       <w:r>
-        <w:rPr>
-          <w:lang w:val="es-ES"/>
-        </w:rPr>
-        <w:t xml:space="preserve"> </w:t>
-      </w:r>
-      <w:r>
-        <w:rPr>
-          <w:lang w:val="es-ES"/>
-        </w:rPr>
+        <w:t xml:space="preserve"> </w:t>
+      </w:r>
+      <w:r>
         <w:t xml:space="preserve">la que llega a 40+ km. La</w:t>
       </w:r>
       <w:r>
-        <w:rPr>
-          <w:lang w:val="es-ES"/>
-        </w:rPr>
-        <w:t xml:space="preserve"> </w:t>
-      </w:r>
-      <w:r>
-        <w:rPr>
-          <w:b/>
-          <w:bCs/>
-          <w:lang w:val="es-ES"/>
+        <w:t xml:space="preserve"> </w:t>
+      </w:r>
+      <w:r>
+        <w:rPr>
+          <w:b/>
+          <w:bCs/>
         </w:rPr>
         <w:t xml:space="preserve">multimodo</w:t>
       </w:r>
       <w:r>
-        <w:rPr>
-          <w:lang w:val="es-ES"/>
-        </w:rPr>
-        <w:t xml:space="preserve"> </w:t>
-      </w:r>
-      <w:r>
-        <w:rPr>
-          <w:lang w:val="es-ES"/>
-        </w:rPr>
+        <w:t xml:space="preserve"> </w:t>
+      </w:r>
+      <w:r>
         <w:t xml:space="preserve">se queda en unos 550 m a 10 Gbps.</w:t>
       </w:r>
     </w:p>
@@ -923,27 +722,20 @@
         <w:pStyle w:val="Compact"/>
         <w:numPr>
           <w:ilvl w:val="0"/>
-          <w:numId w:val="1006"/>
-        </w:numPr>
-      </w:pPr>
-      <w:r>
-        <w:rPr>
-          <w:b/>
-          <w:bCs/>
-          <w:lang w:val="es-ES"/>
+          <w:numId w:val="1011"/>
+        </w:numPr>
+      </w:pPr>
+      <w:r>
+        <w:rPr>
+          <w:b/>
+          <w:bCs/>
         </w:rPr>
         <w:t xml:space="preserve">Verdadero.</w:t>
       </w:r>
       <w:r>
-        <w:rPr>
-          <w:lang w:val="es-ES"/>
-        </w:rPr>
-        <w:t xml:space="preserve"> </w:t>
-      </w:r>
-      <w:r>
-        <w:rPr>
-          <w:lang w:val="es-ES"/>
-        </w:rPr>
+        <w:t xml:space="preserve"> </w:t>
+      </w:r>
+      <w:r>
         <w:t xml:space="preserve">La monomodo está pensada para enlaces largos (cientos de metros y kilómetros); la multimodo, para distancias cortas/medias.</w:t>
       </w:r>
     </w:p>
@@ -954,9 +746,6 @@
         <w:pStyle w:val="Heading2"/>
       </w:pPr>
       <w:r>
-        <w:rPr>
-          <w:lang w:val="es-ES"/>
-        </w:rPr>
         <w:t xml:space="preserve">9. Modelo OSI: capas y PDUs</w:t>
       </w:r>
     </w:p>
@@ -968,20 +757,13 @@
         <w:rPr>
           <w:b/>
           <w:bCs/>
-          <w:lang w:val="es-ES"/>
         </w:rPr>
         <w:t xml:space="preserve">Matching:</w:t>
       </w:r>
       <w:r>
-        <w:rPr>
-          <w:lang w:val="es-ES"/>
-        </w:rPr>
-        <w:t xml:space="preserve"> </w:t>
-      </w:r>
-      <w:r>
-        <w:rPr>
-          <w:lang w:val="es-ES"/>
-        </w:rPr>
+        <w:t xml:space="preserve"> </w:t>
+      </w:r>
+      <w:r>
         <w:t xml:space="preserve">1 → b (bits) · 2 → c (trama) · 3 → a (paquete) · 4 → d (segmento)</w:t>
       </w:r>
     </w:p>
@@ -993,7 +775,6 @@
         <w:rPr>
           <w:b/>
           <w:bCs/>
-          <w:lang w:val="es-ES"/>
         </w:rPr>
         <w:t xml:space="preserve">V/F:</w:t>
       </w:r>
@@ -1003,73 +784,49 @@
         <w:pStyle w:val="Compact"/>
         <w:numPr>
           <w:ilvl w:val="0"/>
-          <w:numId w:val="1007"/>
-        </w:numPr>
-      </w:pPr>
-      <w:r>
-        <w:rPr>
-          <w:b/>
-          <w:bCs/>
-          <w:lang w:val="es-ES"/>
+          <w:numId w:val="1012"/>
+        </w:numPr>
+      </w:pPr>
+      <w:r>
+        <w:rPr>
+          <w:b/>
+          <w:bCs/>
         </w:rPr>
         <w:t xml:space="preserve">Falso.</w:t>
       </w:r>
       <w:r>
-        <w:rPr>
-          <w:lang w:val="es-ES"/>
-        </w:rPr>
-        <w:t xml:space="preserve"> </w:t>
-      </w:r>
-      <w:r>
-        <w:rPr>
-          <w:lang w:val="es-ES"/>
-        </w:rPr>
+        <w:t xml:space="preserve"> </w:t>
+      </w:r>
+      <w:r>
         <w:t xml:space="preserve">OSI es un</w:t>
       </w:r>
       <w:r>
-        <w:rPr>
-          <w:lang w:val="es-ES"/>
-        </w:rPr>
-        <w:t xml:space="preserve"> </w:t>
-      </w:r>
-      <w:r>
-        <w:rPr>
-          <w:b/>
-          <w:bCs/>
-          <w:lang w:val="es-ES"/>
+        <w:t xml:space="preserve"> </w:t>
+      </w:r>
+      <w:r>
+        <w:rPr>
+          <w:b/>
+          <w:bCs/>
         </w:rPr>
         <w:t xml:space="preserve">modelo teórico</w:t>
       </w:r>
       <w:r>
-        <w:rPr>
-          <w:lang w:val="es-ES"/>
-        </w:rPr>
-        <w:t xml:space="preserve"> </w:t>
-      </w:r>
-      <w:r>
-        <w:rPr>
-          <w:lang w:val="es-ES"/>
-        </w:rPr>
+        <w:t xml:space="preserve"> </w:t>
+      </w:r>
+      <w:r>
         <w:t xml:space="preserve">(7 capas, ISO); en Internet corre</w:t>
       </w:r>
       <w:r>
-        <w:rPr>
-          <w:lang w:val="es-ES"/>
-        </w:rPr>
-        <w:t xml:space="preserve"> </w:t>
-      </w:r>
-      <w:r>
-        <w:rPr>
-          <w:b/>
-          <w:bCs/>
-          <w:lang w:val="es-ES"/>
+        <w:t xml:space="preserve"> </w:t>
+      </w:r>
+      <w:r>
+        <w:rPr>
+          <w:b/>
+          <w:bCs/>
         </w:rPr>
         <w:t xml:space="preserve">TCP/IP</w:t>
       </w:r>
       <w:r>
-        <w:rPr>
-          <w:lang w:val="es-ES"/>
-        </w:rPr>
         <w:t xml:space="preserve">.</w:t>
       </w:r>
     </w:p>
@@ -1078,27 +835,20 @@
         <w:pStyle w:val="Compact"/>
         <w:numPr>
           <w:ilvl w:val="0"/>
-          <w:numId w:val="1007"/>
-        </w:numPr>
-      </w:pPr>
-      <w:r>
-        <w:rPr>
-          <w:b/>
-          <w:bCs/>
-          <w:lang w:val="es-ES"/>
+          <w:numId w:val="1012"/>
+        </w:numPr>
+      </w:pPr>
+      <w:r>
+        <w:rPr>
+          <w:b/>
+          <w:bCs/>
         </w:rPr>
         <w:t xml:space="preserve">Verdadero.</w:t>
       </w:r>
       <w:r>
-        <w:rPr>
-          <w:lang w:val="es-ES"/>
-        </w:rPr>
-        <w:t xml:space="preserve"> </w:t>
-      </w:r>
-      <w:r>
-        <w:rPr>
-          <w:lang w:val="es-ES"/>
-        </w:rPr>
+        <w:t xml:space="preserve"> </w:t>
+      </w:r>
+      <w:r>
         <w:t xml:space="preserve">TCP/IP es la pila real; OSI es el mapa de examen y de diagnóstico.</w:t>
       </w:r>
     </w:p>
@@ -1107,27 +857,20 @@
         <w:pStyle w:val="Compact"/>
         <w:numPr>
           <w:ilvl w:val="0"/>
-          <w:numId w:val="1007"/>
-        </w:numPr>
-      </w:pPr>
-      <w:r>
-        <w:rPr>
-          <w:b/>
-          <w:bCs/>
-          <w:lang w:val="es-ES"/>
+          <w:numId w:val="1012"/>
+        </w:numPr>
+      </w:pPr>
+      <w:r>
+        <w:rPr>
+          <w:b/>
+          <w:bCs/>
         </w:rPr>
         <w:t xml:space="preserve">Verdadero.</w:t>
       </w:r>
       <w:r>
-        <w:rPr>
-          <w:lang w:val="es-ES"/>
-        </w:rPr>
-        <w:t xml:space="preserve"> </w:t>
-      </w:r>
-      <w:r>
-        <w:rPr>
-          <w:lang w:val="es-ES"/>
-        </w:rPr>
+        <w:t xml:space="preserve"> </w:t>
+      </w:r>
+      <w:r>
         <w:t xml:space="preserve">Medios y cableado = capa 1; trama Ethernet = capa 2.</w:t>
       </w:r>
     </w:p>
@@ -1136,81 +879,47 @@
         <w:pStyle w:val="Compact"/>
         <w:numPr>
           <w:ilvl w:val="0"/>
-          <w:numId w:val="1007"/>
-        </w:numPr>
-      </w:pPr>
-      <w:r>
-        <w:rPr>
-          <w:b/>
-          <w:bCs/>
-          <w:lang w:val="es-ES"/>
+          <w:numId w:val="1012"/>
+        </w:numPr>
+      </w:pPr>
+      <w:r>
+        <w:rPr>
+          <w:b/>
+          <w:bCs/>
         </w:rPr>
         <w:t xml:space="preserve">Verdadero.</w:t>
       </w:r>
       <w:r>
-        <w:rPr>
-          <w:lang w:val="es-ES"/>
-        </w:rPr>
-        <w:t xml:space="preserve"> </w:t>
-      </w:r>
-      <w:r>
-        <w:rPr>
-          <w:lang w:val="es-ES"/>
-        </w:rPr>
+        <w:t xml:space="preserve"> </w:t>
+      </w:r>
+      <w:r>
         <w:t xml:space="preserve">“Capa 3”</w:t>
       </w:r>
       <w:r>
-        <w:rPr>
-          <w:lang w:val="es-ES"/>
-        </w:rPr>
         <w:t xml:space="preserve">,</w:t>
       </w:r>
       <w:r>
-        <w:rPr>
-          <w:lang w:val="es-ES"/>
-        </w:rPr>
-        <w:t xml:space="preserve"> </w:t>
-      </w:r>
-      <w:r>
-        <w:rPr>
-          <w:lang w:val="es-ES"/>
-        </w:rPr>
+        <w:t xml:space="preserve"> </w:t>
+      </w:r>
+      <w:r>
         <w:t xml:space="preserve">“capa Red”</w:t>
       </w:r>
       <w:r>
-        <w:rPr>
-          <w:lang w:val="es-ES"/>
-        </w:rPr>
-        <w:t xml:space="preserve"> </w:t>
-      </w:r>
-      <w:r>
-        <w:rPr>
-          <w:lang w:val="es-ES"/>
-        </w:rPr>
+        <w:t xml:space="preserve"> </w:t>
+      </w:r>
+      <w:r>
         <w:t xml:space="preserve">y</w:t>
       </w:r>
       <w:r>
-        <w:rPr>
-          <w:lang w:val="es-ES"/>
-        </w:rPr>
-        <w:t xml:space="preserve"> </w:t>
-      </w:r>
-      <w:r>
-        <w:rPr>
-          <w:lang w:val="es-ES"/>
-        </w:rPr>
+        <w:t xml:space="preserve"> </w:t>
+      </w:r>
+      <w:r>
         <w:t xml:space="preserve">“capa de red”</w:t>
       </w:r>
       <w:r>
-        <w:rPr>
-          <w:lang w:val="es-ES"/>
-        </w:rPr>
-        <w:t xml:space="preserve"> </w:t>
-      </w:r>
-      <w:r>
-        <w:rPr>
-          <w:lang w:val="es-ES"/>
-        </w:rPr>
+        <w:t xml:space="preserve"> </w:t>
+      </w:r>
+      <w:r>
         <w:t xml:space="preserve">apuntan a lo mismo (IP, routers).</w:t>
       </w:r>
     </w:p>
@@ -1221,9 +930,6 @@
         <w:pStyle w:val="Heading2"/>
       </w:pPr>
       <w:r>
-        <w:rPr>
-          <w:lang w:val="es-ES"/>
-        </w:rPr>
         <w:t xml:space="preserve">10. La trama Ethernet</w:t>
       </w:r>
     </w:p>
@@ -1232,14 +938,13 @@
         <w:pStyle w:val="Compact"/>
         <w:numPr>
           <w:ilvl w:val="0"/>
-          <w:numId w:val="1008"/>
-        </w:numPr>
-      </w:pPr>
-      <w:r>
-        <w:rPr>
-          <w:b/>
-          <w:bCs/>
-          <w:lang w:val="es-ES"/>
+          <w:numId w:val="1013"/>
+        </w:numPr>
+      </w:pPr>
+      <w:r>
+        <w:rPr>
+          <w:b/>
+          <w:bCs/>
         </w:rPr>
         <w:t xml:space="preserve">Dest MAC (6 B), Src MAC (6 B) y EtherType (2 B).</w:t>
       </w:r>
@@ -1249,27 +954,20 @@
         <w:pStyle w:val="Compact"/>
         <w:numPr>
           <w:ilvl w:val="0"/>
-          <w:numId w:val="1008"/>
-        </w:numPr>
-      </w:pPr>
-      <w:r>
-        <w:rPr>
-          <w:b/>
-          <w:bCs/>
-          <w:lang w:val="es-ES"/>
+          <w:numId w:val="1013"/>
+        </w:numPr>
+      </w:pPr>
+      <w:r>
+        <w:rPr>
+          <w:b/>
+          <w:bCs/>
         </w:rPr>
         <w:t xml:space="preserve">IPv4</w:t>
       </w:r>
       <w:r>
-        <w:rPr>
-          <w:lang w:val="es-ES"/>
-        </w:rPr>
-        <w:t xml:space="preserve"> </w:t>
-      </w:r>
-      <w:r>
-        <w:rPr>
-          <w:lang w:val="es-ES"/>
-        </w:rPr>
+        <w:t xml:space="preserve"> </w:t>
+      </w:r>
+      <w:r>
         <w:t xml:space="preserve">(0x0800).</w:t>
       </w:r>
     </w:p>
@@ -1278,73 +976,49 @@
         <w:pStyle w:val="Compact"/>
         <w:numPr>
           <w:ilvl w:val="0"/>
-          <w:numId w:val="1008"/>
-        </w:numPr>
-      </w:pPr>
-      <w:r>
-        <w:rPr>
-          <w:b/>
-          <w:bCs/>
-          <w:lang w:val="es-ES"/>
+          <w:numId w:val="1013"/>
+        </w:numPr>
+      </w:pPr>
+      <w:r>
+        <w:rPr>
+          <w:b/>
+          <w:bCs/>
         </w:rPr>
         <w:t xml:space="preserve">Mínimo 46 bytes</w:t>
       </w:r>
       <w:r>
-        <w:rPr>
-          <w:lang w:val="es-ES"/>
-        </w:rPr>
-        <w:t xml:space="preserve"> </w:t>
-      </w:r>
-      <w:r>
-        <w:rPr>
-          <w:lang w:val="es-ES"/>
-        </w:rPr>
+        <w:t xml:space="preserve"> </w:t>
+      </w:r>
+      <w:r>
         <w:t xml:space="preserve">de payload (60 en total con cabecera+FCS) y</w:t>
       </w:r>
       <w:r>
-        <w:rPr>
-          <w:lang w:val="es-ES"/>
-        </w:rPr>
-        <w:t xml:space="preserve"> </w:t>
-      </w:r>
-      <w:r>
-        <w:rPr>
-          <w:b/>
-          <w:bCs/>
-          <w:lang w:val="es-ES"/>
+        <w:t xml:space="preserve"> </w:t>
+      </w:r>
+      <w:r>
+        <w:rPr>
+          <w:b/>
+          <w:bCs/>
         </w:rPr>
         <w:t xml:space="preserve">máximo 1500</w:t>
       </w:r>
       <w:r>
-        <w:rPr>
-          <w:lang w:val="es-ES"/>
-        </w:rPr>
-        <w:t xml:space="preserve"> </w:t>
-      </w:r>
-      <w:r>
-        <w:rPr>
-          <w:lang w:val="es-ES"/>
-        </w:rPr>
+        <w:t xml:space="preserve"> </w:t>
+      </w:r>
+      <w:r>
         <w:t xml:space="preserve">(MTU); con cabeceras, la trama clásica se queda en</w:t>
       </w:r>
       <w:r>
-        <w:rPr>
-          <w:lang w:val="es-ES"/>
-        </w:rPr>
-        <w:t xml:space="preserve"> </w:t>
-      </w:r>
-      <w:r>
-        <w:rPr>
-          <w:b/>
-          <w:bCs/>
-          <w:lang w:val="es-ES"/>
+        <w:t xml:space="preserve"> </w:t>
+      </w:r>
+      <w:r>
+        <w:rPr>
+          <w:b/>
+          <w:bCs/>
         </w:rPr>
         <w:t xml:space="preserve">1518 bytes</w:t>
       </w:r>
       <w:r>
-        <w:rPr>
-          <w:lang w:val="es-ES"/>
-        </w:rPr>
         <w:t xml:space="preserve">.</w:t>
       </w:r>
     </w:p>
@@ -1353,53 +1027,36 @@
         <w:pStyle w:val="Compact"/>
         <w:numPr>
           <w:ilvl w:val="0"/>
-          <w:numId w:val="1008"/>
-        </w:numPr>
-      </w:pPr>
-      <w:r>
-        <w:rPr>
-          <w:b/>
-          <w:bCs/>
-          <w:lang w:val="es-ES"/>
+          <w:numId w:val="1013"/>
+        </w:numPr>
+      </w:pPr>
+      <w:r>
+        <w:rPr>
+          <w:b/>
+          <w:bCs/>
         </w:rPr>
         <w:t xml:space="preserve">FCS</w:t>
       </w:r>
       <w:r>
-        <w:rPr>
-          <w:lang w:val="es-ES"/>
-        </w:rPr>
-        <w:t xml:space="preserve"> </w:t>
-      </w:r>
-      <w:r>
-        <w:rPr>
-          <w:lang w:val="es-ES"/>
-        </w:rPr>
+        <w:t xml:space="preserve"> </w:t>
+      </w:r>
+      <w:r>
         <w:t xml:space="preserve">= CRC de 4 bytes de integridad (capa 2). Si no cuadra → la trama se</w:t>
       </w:r>
       <w:r>
-        <w:rPr>
-          <w:lang w:val="es-ES"/>
-        </w:rPr>
-        <w:t xml:space="preserve"> </w:t>
-      </w:r>
-      <w:r>
-        <w:rPr>
-          <w:b/>
-          <w:bCs/>
-          <w:lang w:val="es-ES"/>
+        <w:t xml:space="preserve"> </w:t>
+      </w:r>
+      <w:r>
+        <w:rPr>
+          <w:b/>
+          <w:bCs/>
         </w:rPr>
         <w:t xml:space="preserve">descarta</w:t>
       </w:r>
       <w:r>
-        <w:rPr>
-          <w:lang w:val="es-ES"/>
-        </w:rPr>
-        <w:t xml:space="preserve"> </w:t>
-      </w:r>
-      <w:r>
-        <w:rPr>
-          <w:lang w:val="es-ES"/>
-        </w:rPr>
+        <w:t xml:space="preserve"> </w:t>
+      </w:r>
+      <w:r>
         <w:t xml:space="preserve">(errores CRC).</w:t>
       </w:r>
     </w:p>
@@ -1408,59 +1065,39 @@
         <w:pStyle w:val="Compact"/>
         <w:numPr>
           <w:ilvl w:val="0"/>
-          <w:numId w:val="1008"/>
-        </w:numPr>
-      </w:pPr>
-      <w:r>
-        <w:rPr>
-          <w:lang w:val="es-ES"/>
-        </w:rPr>
+          <w:numId w:val="1013"/>
+        </w:numPr>
+      </w:pPr>
+      <w:r>
         <w:t xml:space="preserve">La calcula quien</w:t>
       </w:r>
       <w:r>
-        <w:rPr>
-          <w:lang w:val="es-ES"/>
-        </w:rPr>
-        <w:t xml:space="preserve"> </w:t>
-      </w:r>
-      <w:r>
-        <w:rPr>
-          <w:b/>
-          <w:bCs/>
-          <w:lang w:val="es-ES"/>
+        <w:t xml:space="preserve"> </w:t>
+      </w:r>
+      <w:r>
+        <w:rPr>
+          <w:b/>
+          <w:bCs/>
         </w:rPr>
         <w:t xml:space="preserve">envía</w:t>
       </w:r>
       <w:r>
-        <w:rPr>
-          <w:lang w:val="es-ES"/>
-        </w:rPr>
-        <w:t xml:space="preserve"> </w:t>
-      </w:r>
-      <w:r>
-        <w:rPr>
-          <w:lang w:val="es-ES"/>
-        </w:rPr>
+        <w:t xml:space="preserve"> </w:t>
+      </w:r>
+      <w:r>
         <w:t xml:space="preserve">(la NIC o el switch al reenviar) y la comprueba quien la</w:t>
       </w:r>
       <w:r>
-        <w:rPr>
-          <w:lang w:val="es-ES"/>
-        </w:rPr>
-        <w:t xml:space="preserve"> </w:t>
-      </w:r>
-      <w:r>
-        <w:rPr>
-          <w:b/>
-          <w:bCs/>
-          <w:lang w:val="es-ES"/>
+        <w:t xml:space="preserve"> </w:t>
+      </w:r>
+      <w:r>
+        <w:rPr>
+          <w:b/>
+          <w:bCs/>
         </w:rPr>
         <w:t xml:space="preserve">recibe</w:t>
       </w:r>
       <w:r>
-        <w:rPr>
-          <w:lang w:val="es-ES"/>
-        </w:rPr>
         <w:t xml:space="preserve">; si falla, el receptor la descarta sin subirla.</w:t>
       </w:r>
     </w:p>
@@ -1472,7 +1109,6 @@
         <w:rPr>
           <w:b/>
           <w:bCs/>
-          <w:lang w:val="es-ES"/>
         </w:rPr>
         <w:t xml:space="preserve">V/F:</w:t>
       </w:r>
@@ -1482,27 +1118,20 @@
         <w:pStyle w:val="Compact"/>
         <w:numPr>
           <w:ilvl w:val="0"/>
-          <w:numId w:val="1009"/>
-        </w:numPr>
-      </w:pPr>
-      <w:r>
-        <w:rPr>
-          <w:b/>
-          <w:bCs/>
-          <w:lang w:val="es-ES"/>
+          <w:numId w:val="1014"/>
+        </w:numPr>
+      </w:pPr>
+      <w:r>
+        <w:rPr>
+          <w:b/>
+          <w:bCs/>
         </w:rPr>
         <w:t xml:space="preserve">Verdadero.</w:t>
       </w:r>
       <w:r>
-        <w:rPr>
-          <w:lang w:val="es-ES"/>
-        </w:rPr>
-        <w:t xml:space="preserve"> </w:t>
-      </w:r>
-      <w:r>
-        <w:rPr>
-          <w:lang w:val="es-ES"/>
-        </w:rPr>
+        <w:t xml:space="preserve"> </w:t>
+      </w:r>
+      <w:r>
         <w:t xml:space="preserve">El mínimo de payload es 46 bytes (60 totales con cabecera de 14 y FCS de 4).</w:t>
       </w:r>
     </w:p>
@@ -1511,47 +1140,33 @@
         <w:pStyle w:val="Compact"/>
         <w:numPr>
           <w:ilvl w:val="0"/>
-          <w:numId w:val="1009"/>
-        </w:numPr>
-      </w:pPr>
-      <w:r>
-        <w:rPr>
-          <w:b/>
-          <w:bCs/>
-          <w:lang w:val="es-ES"/>
+          <w:numId w:val="1014"/>
+        </w:numPr>
+      </w:pPr>
+      <w:r>
+        <w:rPr>
+          <w:b/>
+          <w:bCs/>
         </w:rPr>
         <w:t xml:space="preserve">Falso.</w:t>
       </w:r>
       <w:r>
-        <w:rPr>
-          <w:lang w:val="es-ES"/>
-        </w:rPr>
-        <w:t xml:space="preserve"> </w:t>
-      </w:r>
-      <w:r>
-        <w:rPr>
-          <w:lang w:val="es-ES"/>
-        </w:rPr>
+        <w:t xml:space="preserve"> </w:t>
+      </w:r>
+      <w:r>
         <w:t xml:space="preserve">El WiFi</w:t>
       </w:r>
       <w:r>
-        <w:rPr>
-          <w:lang w:val="es-ES"/>
-        </w:rPr>
-        <w:t xml:space="preserve"> </w:t>
-      </w:r>
-      <w:r>
-        <w:rPr>
-          <w:b/>
-          <w:bCs/>
-          <w:lang w:val="es-ES"/>
+        <w:t xml:space="preserve"> </w:t>
+      </w:r>
+      <w:r>
+        <w:rPr>
+          <w:b/>
+          <w:bCs/>
         </w:rPr>
         <w:t xml:space="preserve">también es capa 2</w:t>
       </w:r>
       <w:r>
-        <w:rPr>
-          <w:lang w:val="es-ES"/>
-        </w:rPr>
         <w:t xml:space="preserve">: entrega local por MAC; el aire es solo el medio (capa 1).</w:t>
       </w:r>
     </w:p>
@@ -1837,6 +1452,261 @@
       </w:pPr>
     </w:lvl>
   </w:abstractNum>
+  <w:abstractNum w:abstractNumId="99722">
+    <w:nsid w:val="00A99722"/>
+    <w:multiLevelType w:val="multilevel"/>
+    <w:lvl w:ilvl="0">
+      <w:start w:val="2"/>
+      <w:numFmt w:val="lowerLetter"/>
+      <w:lvlText w:val="%1)"/>
+      <w:lvlJc w:val="left"/>
+      <w:pPr>
+        <w:ind w:left="720" w:hanging="360"/>
+      </w:pPr>
+    </w:lvl>
+    <w:lvl w:ilvl="1">
+      <w:start w:val="2"/>
+      <w:numFmt w:val="lowerLetter"/>
+      <w:lvlText w:val="%2)"/>
+      <w:lvlJc w:val="left"/>
+      <w:pPr>
+        <w:ind w:left="1440" w:hanging="360"/>
+      </w:pPr>
+    </w:lvl>
+    <w:lvl w:ilvl="2">
+      <w:start w:val="2"/>
+      <w:numFmt w:val="lowerLetter"/>
+      <w:lvlText w:val="%3)"/>
+      <w:lvlJc w:val="left"/>
+      <w:pPr>
+        <w:ind w:left="2160" w:hanging="360"/>
+      </w:pPr>
+    </w:lvl>
+    <w:lvl w:ilvl="3">
+      <w:start w:val="2"/>
+      <w:numFmt w:val="lowerLetter"/>
+      <w:lvlText w:val="%4)"/>
+      <w:lvlJc w:val="left"/>
+      <w:pPr>
+        <w:ind w:left="2880" w:hanging="360"/>
+      </w:pPr>
+    </w:lvl>
+    <w:lvl w:ilvl="4">
+      <w:start w:val="2"/>
+      <w:numFmt w:val="lowerLetter"/>
+      <w:lvlText w:val="%5)"/>
+      <w:lvlJc w:val="left"/>
+      <w:pPr>
+        <w:ind w:left="3600" w:hanging="360"/>
+      </w:pPr>
+    </w:lvl>
+    <w:lvl w:ilvl="5">
+      <w:start w:val="2"/>
+      <w:numFmt w:val="lowerLetter"/>
+      <w:lvlText w:val="%6)"/>
+      <w:lvlJc w:val="left"/>
+      <w:pPr>
+        <w:ind w:left="4320" w:hanging="360"/>
+      </w:pPr>
+    </w:lvl>
+    <w:lvl w:ilvl="6">
+      <w:start w:val="2"/>
+      <w:numFmt w:val="lowerLetter"/>
+      <w:lvlText w:val="%7)"/>
+      <w:lvlJc w:val="left"/>
+      <w:pPr>
+        <w:ind w:left="5040" w:hanging="360"/>
+      </w:pPr>
+    </w:lvl>
+    <w:lvl w:ilvl="7">
+      <w:start w:val="2"/>
+      <w:numFmt w:val="lowerLetter"/>
+      <w:lvlText w:val="%8)"/>
+      <w:lvlJc w:val="left"/>
+      <w:pPr>
+        <w:ind w:left="5760" w:hanging="360"/>
+      </w:pPr>
+    </w:lvl>
+    <w:lvl w:ilvl="8">
+      <w:start w:val="2"/>
+      <w:numFmt w:val="lowerLetter"/>
+      <w:lvlText w:val="%9)"/>
+      <w:lvlJc w:val="left"/>
+      <w:pPr>
+        <w:ind w:left="6480" w:hanging="360"/>
+      </w:pPr>
+    </w:lvl>
+  </w:abstractNum>
+  <w:abstractNum w:abstractNumId="99724">
+    <w:nsid w:val="00A99724"/>
+    <w:multiLevelType w:val="multilevel"/>
+    <w:lvl w:ilvl="0">
+      <w:start w:val="4"/>
+      <w:numFmt w:val="lowerLetter"/>
+      <w:lvlText w:val="%1)"/>
+      <w:lvlJc w:val="left"/>
+      <w:pPr>
+        <w:ind w:left="720" w:hanging="360"/>
+      </w:pPr>
+    </w:lvl>
+    <w:lvl w:ilvl="1">
+      <w:start w:val="4"/>
+      <w:numFmt w:val="lowerLetter"/>
+      <w:lvlText w:val="%2)"/>
+      <w:lvlJc w:val="left"/>
+      <w:pPr>
+        <w:ind w:left="1440" w:hanging="360"/>
+      </w:pPr>
+    </w:lvl>
+    <w:lvl w:ilvl="2">
+      <w:start w:val="4"/>
+      <w:numFmt w:val="lowerLetter"/>
+      <w:lvlText w:val="%3)"/>
+      <w:lvlJc w:val="left"/>
+      <w:pPr>
+        <w:ind w:left="2160" w:hanging="360"/>
+      </w:pPr>
+    </w:lvl>
+    <w:lvl w:ilvl="3">
+      <w:start w:val="4"/>
+      <w:numFmt w:val="lowerLetter"/>
+      <w:lvlText w:val="%4)"/>
+      <w:lvlJc w:val="left"/>
+      <w:pPr>
+        <w:ind w:left="2880" w:hanging="360"/>
+      </w:pPr>
+    </w:lvl>
+    <w:lvl w:ilvl="4">
+      <w:start w:val="4"/>
+      <w:numFmt w:val="lowerLetter"/>
+      <w:lvlText w:val="%5)"/>
+      <w:lvlJc w:val="left"/>
+      <w:pPr>
+        <w:ind w:left="3600" w:hanging="360"/>
+      </w:pPr>
+    </w:lvl>
+    <w:lvl w:ilvl="5">
+      <w:start w:val="4"/>
+      <w:numFmt w:val="lowerLetter"/>
+      <w:lvlText w:val="%6)"/>
+      <w:lvlJc w:val="left"/>
+      <w:pPr>
+        <w:ind w:left="4320" w:hanging="360"/>
+      </w:pPr>
+    </w:lvl>
+    <w:lvl w:ilvl="6">
+      <w:start w:val="4"/>
+      <w:numFmt w:val="lowerLetter"/>
+      <w:lvlText w:val="%7)"/>
+      <w:lvlJc w:val="left"/>
+      <w:pPr>
+        <w:ind w:left="5040" w:hanging="360"/>
+      </w:pPr>
+    </w:lvl>
+    <w:lvl w:ilvl="7">
+      <w:start w:val="4"/>
+      <w:numFmt w:val="lowerLetter"/>
+      <w:lvlText w:val="%8)"/>
+      <w:lvlJc w:val="left"/>
+      <w:pPr>
+        <w:ind w:left="5760" w:hanging="360"/>
+      </w:pPr>
+    </w:lvl>
+    <w:lvl w:ilvl="8">
+      <w:start w:val="4"/>
+      <w:numFmt w:val="lowerLetter"/>
+      <w:lvlText w:val="%9)"/>
+      <w:lvlJc w:val="left"/>
+      <w:pPr>
+        <w:ind w:left="6480" w:hanging="360"/>
+      </w:pPr>
+    </w:lvl>
+  </w:abstractNum>
+  <w:abstractNum w:abstractNumId="99725">
+    <w:nsid w:val="00A99725"/>
+    <w:multiLevelType w:val="multilevel"/>
+    <w:lvl w:ilvl="0">
+      <w:start w:val="5"/>
+      <w:numFmt w:val="lowerLetter"/>
+      <w:lvlText w:val="%1)"/>
+      <w:lvlJc w:val="left"/>
+      <w:pPr>
+        <w:ind w:left="720" w:hanging="360"/>
+      </w:pPr>
+    </w:lvl>
+    <w:lvl w:ilvl="1">
+      <w:start w:val="5"/>
+      <w:numFmt w:val="lowerLetter"/>
+      <w:lvlText w:val="%2)"/>
+      <w:lvlJc w:val="left"/>
+      <w:pPr>
+        <w:ind w:left="1440" w:hanging="360"/>
+      </w:pPr>
+    </w:lvl>
+    <w:lvl w:ilvl="2">
+      <w:start w:val="5"/>
+      <w:numFmt w:val="lowerLetter"/>
+      <w:lvlText w:val="%3)"/>
+      <w:lvlJc w:val="left"/>
+      <w:pPr>
+        <w:ind w:left="2160" w:hanging="360"/>
+      </w:pPr>
+    </w:lvl>
+    <w:lvl w:ilvl="3">
+      <w:start w:val="5"/>
+      <w:numFmt w:val="lowerLetter"/>
+      <w:lvlText w:val="%4)"/>
+      <w:lvlJc w:val="left"/>
+      <w:pPr>
+        <w:ind w:left="2880" w:hanging="360"/>
+      </w:pPr>
+    </w:lvl>
+    <w:lvl w:ilvl="4">
+      <w:start w:val="5"/>
+      <w:numFmt w:val="lowerLetter"/>
+      <w:lvlText w:val="%5)"/>
+      <w:lvlJc w:val="left"/>
+      <w:pPr>
+        <w:ind w:left="3600" w:hanging="360"/>
+      </w:pPr>
+    </w:lvl>
+    <w:lvl w:ilvl="5">
+      <w:start w:val="5"/>
+      <w:numFmt w:val="lowerLetter"/>
+      <w:lvlText w:val="%6)"/>
+      <w:lvlJc w:val="left"/>
+      <w:pPr>
+        <w:ind w:left="4320" w:hanging="360"/>
+      </w:pPr>
+    </w:lvl>
+    <w:lvl w:ilvl="6">
+      <w:start w:val="5"/>
+      <w:numFmt w:val="lowerLetter"/>
+      <w:lvlText w:val="%7)"/>
+      <w:lvlJc w:val="left"/>
+      <w:pPr>
+        <w:ind w:left="5040" w:hanging="360"/>
+      </w:pPr>
+    </w:lvl>
+    <w:lvl w:ilvl="7">
+      <w:start w:val="5"/>
+      <w:numFmt w:val="lowerLetter"/>
+      <w:lvlText w:val="%8)"/>
+      <w:lvlJc w:val="left"/>
+      <w:pPr>
+        <w:ind w:left="5760" w:hanging="360"/>
+      </w:pPr>
+    </w:lvl>
+    <w:lvl w:ilvl="8">
+      <w:start w:val="5"/>
+      <w:numFmt w:val="lowerLetter"/>
+      <w:lvlText w:val="%9)"/>
+      <w:lvlJc w:val="left"/>
+      <w:pPr>
+        <w:ind w:left="6480" w:hanging="360"/>
+      </w:pPr>
+    </w:lvl>
+  </w:abstractNum>
   <w:abstractNum w:abstractNumId="99726">
     <w:nsid w:val="00A99726"/>
     <w:multiLevelType w:val="multilevel"/>
@@ -1914,6 +1784,91 @@
     </w:lvl>
     <w:lvl w:ilvl="8">
       <w:start w:val="6"/>
+      <w:numFmt w:val="lowerLetter"/>
+      <w:lvlText w:val="%9)"/>
+      <w:lvlJc w:val="left"/>
+      <w:pPr>
+        <w:ind w:left="6480" w:hanging="360"/>
+      </w:pPr>
+    </w:lvl>
+  </w:abstractNum>
+  <w:abstractNum w:abstractNumId="99723">
+    <w:nsid w:val="00A99723"/>
+    <w:multiLevelType w:val="multilevel"/>
+    <w:lvl w:ilvl="0">
+      <w:start w:val="3"/>
+      <w:numFmt w:val="lowerLetter"/>
+      <w:lvlText w:val="%1)"/>
+      <w:lvlJc w:val="left"/>
+      <w:pPr>
+        <w:ind w:left="720" w:hanging="360"/>
+      </w:pPr>
+    </w:lvl>
+    <w:lvl w:ilvl="1">
+      <w:start w:val="3"/>
+      <w:numFmt w:val="lowerLetter"/>
+      <w:lvlText w:val="%2)"/>
+      <w:lvlJc w:val="left"/>
+      <w:pPr>
+        <w:ind w:left="1440" w:hanging="360"/>
+      </w:pPr>
+    </w:lvl>
+    <w:lvl w:ilvl="2">
+      <w:start w:val="3"/>
+      <w:numFmt w:val="lowerLetter"/>
+      <w:lvlText w:val="%3)"/>
+      <w:lvlJc w:val="left"/>
+      <w:pPr>
+        <w:ind w:left="2160" w:hanging="360"/>
+      </w:pPr>
+    </w:lvl>
+    <w:lvl w:ilvl="3">
+      <w:start w:val="3"/>
+      <w:numFmt w:val="lowerLetter"/>
+      <w:lvlText w:val="%4)"/>
+      <w:lvlJc w:val="left"/>
+      <w:pPr>
+        <w:ind w:left="2880" w:hanging="360"/>
+      </w:pPr>
+    </w:lvl>
+    <w:lvl w:ilvl="4">
+      <w:start w:val="3"/>
+      <w:numFmt w:val="lowerLetter"/>
+      <w:lvlText w:val="%5)"/>
+      <w:lvlJc w:val="left"/>
+      <w:pPr>
+        <w:ind w:left="3600" w:hanging="360"/>
+      </w:pPr>
+    </w:lvl>
+    <w:lvl w:ilvl="5">
+      <w:start w:val="3"/>
+      <w:numFmt w:val="lowerLetter"/>
+      <w:lvlText w:val="%6)"/>
+      <w:lvlJc w:val="left"/>
+      <w:pPr>
+        <w:ind w:left="4320" w:hanging="360"/>
+      </w:pPr>
+    </w:lvl>
+    <w:lvl w:ilvl="6">
+      <w:start w:val="3"/>
+      <w:numFmt w:val="lowerLetter"/>
+      <w:lvlText w:val="%7)"/>
+      <w:lvlJc w:val="left"/>
+      <w:pPr>
+        <w:ind w:left="5040" w:hanging="360"/>
+      </w:pPr>
+    </w:lvl>
+    <w:lvl w:ilvl="7">
+      <w:start w:val="3"/>
+      <w:numFmt w:val="lowerLetter"/>
+      <w:lvlText w:val="%8)"/>
+      <w:lvlJc w:val="left"/>
+      <w:pPr>
+        <w:ind w:left="5760" w:hanging="360"/>
+      </w:pPr>
+    </w:lvl>
+    <w:lvl w:ilvl="8">
+      <w:start w:val="3"/>
       <w:numFmt w:val="lowerLetter"/>
       <w:lvlText w:val="%9)"/>
       <w:lvlJc w:val="left"/>
@@ -2016,93 +1971,93 @@
     </w:lvlOverride>
   </w:num>
   <w:num w:numId="1004">
-    <w:abstractNumId w:val="99721"/>
+    <w:abstractNumId w:val="99722"/>
     <w:lvlOverride w:ilvl="0">
-      <w:startOverride w:val="1"/>
+      <w:startOverride w:val="2"/>
     </w:lvlOverride>
     <w:lvlOverride w:ilvl="1">
-      <w:startOverride w:val="1"/>
+      <w:startOverride w:val="2"/>
     </w:lvlOverride>
     <w:lvlOverride w:ilvl="2">
-      <w:startOverride w:val="1"/>
+      <w:startOverride w:val="2"/>
     </w:lvlOverride>
     <w:lvlOverride w:ilvl="3">
-      <w:startOverride w:val="1"/>
+      <w:startOverride w:val="2"/>
     </w:lvlOverride>
     <w:lvlOverride w:ilvl="4">
-      <w:startOverride w:val="1"/>
+      <w:startOverride w:val="2"/>
     </w:lvlOverride>
     <w:lvlOverride w:ilvl="5">
-      <w:startOverride w:val="1"/>
+      <w:startOverride w:val="2"/>
     </w:lvlOverride>
     <w:lvlOverride w:ilvl="6">
-      <w:startOverride w:val="1"/>
+      <w:startOverride w:val="2"/>
     </w:lvlOverride>
     <w:lvlOverride w:ilvl="7">
-      <w:startOverride w:val="1"/>
+      <w:startOverride w:val="2"/>
     </w:lvlOverride>
     <w:lvlOverride w:ilvl="8">
-      <w:startOverride w:val="1"/>
+      <w:startOverride w:val="2"/>
     </w:lvlOverride>
   </w:num>
   <w:num w:numId="1005">
-    <w:abstractNumId w:val="99721"/>
+    <w:abstractNumId w:val="99724"/>
     <w:lvlOverride w:ilvl="0">
-      <w:startOverride w:val="1"/>
+      <w:startOverride w:val="4"/>
     </w:lvlOverride>
     <w:lvlOverride w:ilvl="1">
-      <w:startOverride w:val="1"/>
+      <w:startOverride w:val="4"/>
     </w:lvlOverride>
     <w:lvlOverride w:ilvl="2">
-      <w:startOverride w:val="1"/>
+      <w:startOverride w:val="4"/>
     </w:lvlOverride>
     <w:lvlOverride w:ilvl="3">
-      <w:startOverride w:val="1"/>
+      <w:startOverride w:val="4"/>
     </w:lvlOverride>
     <w:lvlOverride w:ilvl="4">
-      <w:startOverride w:val="1"/>
+      <w:startOverride w:val="4"/>
     </w:lvlOverride>
     <w:lvlOverride w:ilvl="5">
-      <w:startOverride w:val="1"/>
+      <w:startOverride w:val="4"/>
     </w:lvlOverride>
     <w:lvlOverride w:ilvl="6">
-      <w:startOverride w:val="1"/>
+      <w:startOverride w:val="4"/>
     </w:lvlOverride>
     <w:lvlOverride w:ilvl="7">
-      <w:startOverride w:val="1"/>
+      <w:startOverride w:val="4"/>
     </w:lvlOverride>
     <w:lvlOverride w:ilvl="8">
-      <w:startOverride w:val="1"/>
+      <w:startOverride w:val="4"/>
     </w:lvlOverride>
   </w:num>
   <w:num w:numId="1006">
-    <w:abstractNumId w:val="99721"/>
+    <w:abstractNumId w:val="99725"/>
     <w:lvlOverride w:ilvl="0">
-      <w:startOverride w:val="1"/>
+      <w:startOverride w:val="5"/>
     </w:lvlOverride>
     <w:lvlOverride w:ilvl="1">
-      <w:startOverride w:val="1"/>
+      <w:startOverride w:val="5"/>
     </w:lvlOverride>
     <w:lvlOverride w:ilvl="2">
-      <w:startOverride w:val="1"/>
+      <w:startOverride w:val="5"/>
     </w:lvlOverride>
     <w:lvlOverride w:ilvl="3">
-      <w:startOverride w:val="1"/>
+      <w:startOverride w:val="5"/>
     </w:lvlOverride>
     <w:lvlOverride w:ilvl="4">
-      <w:startOverride w:val="1"/>
+      <w:startOverride w:val="5"/>
     </w:lvlOverride>
     <w:lvlOverride w:ilvl="5">
-      <w:startOverride w:val="1"/>
+      <w:startOverride w:val="5"/>
     </w:lvlOverride>
     <w:lvlOverride w:ilvl="6">
-      <w:startOverride w:val="1"/>
+      <w:startOverride w:val="5"/>
     </w:lvlOverride>
     <w:lvlOverride w:ilvl="7">
-      <w:startOverride w:val="1"/>
+      <w:startOverride w:val="5"/>
     </w:lvlOverride>
     <w:lvlOverride w:ilvl="8">
-      <w:startOverride w:val="1"/>
+      <w:startOverride w:val="5"/>
     </w:lvlOverride>
   </w:num>
   <w:num w:numId="1007">
@@ -2136,6 +2091,66 @@
     </w:lvlOverride>
   </w:num>
   <w:num w:numId="1008">
+    <w:abstractNumId w:val="99726"/>
+    <w:lvlOverride w:ilvl="0">
+      <w:startOverride w:val="6"/>
+    </w:lvlOverride>
+    <w:lvlOverride w:ilvl="1">
+      <w:startOverride w:val="6"/>
+    </w:lvlOverride>
+    <w:lvlOverride w:ilvl="2">
+      <w:startOverride w:val="6"/>
+    </w:lvlOverride>
+    <w:lvlOverride w:ilvl="3">
+      <w:startOverride w:val="6"/>
+    </w:lvlOverride>
+    <w:lvlOverride w:ilvl="4">
+      <w:startOverride w:val="6"/>
+    </w:lvlOverride>
+    <w:lvlOverride w:ilvl="5">
+      <w:startOverride w:val="6"/>
+    </w:lvlOverride>
+    <w:lvlOverride w:ilvl="6">
+      <w:startOverride w:val="6"/>
+    </w:lvlOverride>
+    <w:lvlOverride w:ilvl="7">
+      <w:startOverride w:val="6"/>
+    </w:lvlOverride>
+    <w:lvlOverride w:ilvl="8">
+      <w:startOverride w:val="6"/>
+    </w:lvlOverride>
+  </w:num>
+  <w:num w:numId="1009">
+    <w:abstractNumId w:val="99723"/>
+    <w:lvlOverride w:ilvl="0">
+      <w:startOverride w:val="3"/>
+    </w:lvlOverride>
+    <w:lvlOverride w:ilvl="1">
+      <w:startOverride w:val="3"/>
+    </w:lvlOverride>
+    <w:lvlOverride w:ilvl="2">
+      <w:startOverride w:val="3"/>
+    </w:lvlOverride>
+    <w:lvlOverride w:ilvl="3">
+      <w:startOverride w:val="3"/>
+    </w:lvlOverride>
+    <w:lvlOverride w:ilvl="4">
+      <w:startOverride w:val="3"/>
+    </w:lvlOverride>
+    <w:lvlOverride w:ilvl="5">
+      <w:startOverride w:val="3"/>
+    </w:lvlOverride>
+    <w:lvlOverride w:ilvl="6">
+      <w:startOverride w:val="3"/>
+    </w:lvlOverride>
+    <w:lvlOverride w:ilvl="7">
+      <w:startOverride w:val="3"/>
+    </w:lvlOverride>
+    <w:lvlOverride w:ilvl="8">
+      <w:startOverride w:val="3"/>
+    </w:lvlOverride>
+  </w:num>
+  <w:num w:numId="1010">
     <w:abstractNumId w:val="99721"/>
     <w:lvlOverride w:ilvl="0">
       <w:startOverride w:val="1"/>
@@ -2165,7 +2180,97 @@
       <w:startOverride w:val="1"/>
     </w:lvlOverride>
   </w:num>
-  <w:num w:numId="1009">
+  <w:num w:numId="1011">
+    <w:abstractNumId w:val="99721"/>
+    <w:lvlOverride w:ilvl="0">
+      <w:startOverride w:val="1"/>
+    </w:lvlOverride>
+    <w:lvlOverride w:ilvl="1">
+      <w:startOverride w:val="1"/>
+    </w:lvlOverride>
+    <w:lvlOverride w:ilvl="2">
+      <w:startOverride w:val="1"/>
+    </w:lvlOverride>
+    <w:lvlOverride w:ilvl="3">
+      <w:startOverride w:val="1"/>
+    </w:lvlOverride>
+    <w:lvlOverride w:ilvl="4">
+      <w:startOverride w:val="1"/>
+    </w:lvlOverride>
+    <w:lvlOverride w:ilvl="5">
+      <w:startOverride w:val="1"/>
+    </w:lvlOverride>
+    <w:lvlOverride w:ilvl="6">
+      <w:startOverride w:val="1"/>
+    </w:lvlOverride>
+    <w:lvlOverride w:ilvl="7">
+      <w:startOverride w:val="1"/>
+    </w:lvlOverride>
+    <w:lvlOverride w:ilvl="8">
+      <w:startOverride w:val="1"/>
+    </w:lvlOverride>
+  </w:num>
+  <w:num w:numId="1012">
+    <w:abstractNumId w:val="99721"/>
+    <w:lvlOverride w:ilvl="0">
+      <w:startOverride w:val="1"/>
+    </w:lvlOverride>
+    <w:lvlOverride w:ilvl="1">
+      <w:startOverride w:val="1"/>
+    </w:lvlOverride>
+    <w:lvlOverride w:ilvl="2">
+      <w:startOverride w:val="1"/>
+    </w:lvlOverride>
+    <w:lvlOverride w:ilvl="3">
+      <w:startOverride w:val="1"/>
+    </w:lvlOverride>
+    <w:lvlOverride w:ilvl="4">
+      <w:startOverride w:val="1"/>
+    </w:lvlOverride>
+    <w:lvlOverride w:ilvl="5">
+      <w:startOverride w:val="1"/>
+    </w:lvlOverride>
+    <w:lvlOverride w:ilvl="6">
+      <w:startOverride w:val="1"/>
+    </w:lvlOverride>
+    <w:lvlOverride w:ilvl="7">
+      <w:startOverride w:val="1"/>
+    </w:lvlOverride>
+    <w:lvlOverride w:ilvl="8">
+      <w:startOverride w:val="1"/>
+    </w:lvlOverride>
+  </w:num>
+  <w:num w:numId="1013">
+    <w:abstractNumId w:val="99721"/>
+    <w:lvlOverride w:ilvl="0">
+      <w:startOverride w:val="1"/>
+    </w:lvlOverride>
+    <w:lvlOverride w:ilvl="1">
+      <w:startOverride w:val="1"/>
+    </w:lvlOverride>
+    <w:lvlOverride w:ilvl="2">
+      <w:startOverride w:val="1"/>
+    </w:lvlOverride>
+    <w:lvlOverride w:ilvl="3">
+      <w:startOverride w:val="1"/>
+    </w:lvlOverride>
+    <w:lvlOverride w:ilvl="4">
+      <w:startOverride w:val="1"/>
+    </w:lvlOverride>
+    <w:lvlOverride w:ilvl="5">
+      <w:startOverride w:val="1"/>
+    </w:lvlOverride>
+    <w:lvlOverride w:ilvl="6">
+      <w:startOverride w:val="1"/>
+    </w:lvlOverride>
+    <w:lvlOverride w:ilvl="7">
+      <w:startOverride w:val="1"/>
+    </w:lvlOverride>
+    <w:lvlOverride w:ilvl="8">
+      <w:startOverride w:val="1"/>
+    </w:lvlOverride>
+  </w:num>
+  <w:num w:numId="1014">
     <w:abstractNumId w:val="99726"/>
     <w:lvlOverride w:ilvl="0">
       <w:startOverride w:val="6"/>

--- a/docx/02-ethernet-cableado/boletin-U02-inicial-resuelto.docx
+++ b/docx/02-ethernet-cableado/boletin-U02-inicial-resuelto.docx
@@ -28,23 +28,23 @@
         </w:p>
       </w:sdtContent>
     </w:sdt>
-    <w:bookmarkStart w:id="9" w:name="boletín-ud2-inicial-resuelto"/>
+    <w:bookmarkStart w:id="9" w:name="X2a243d1e5ca6556fd4136880ce4b858b627a343"/>
     <w:p>
       <w:pPr>
         <w:pStyle w:val="Heading1"/>
       </w:pPr>
       <w:r>
-        <w:t xml:space="preserve">Boletín UD2 — Inicial (Resuelto)</w:t>
+        <w:t xml:space="preserve">Boletín de Ethernet y cableado — Inicial (Resuelto)</w:t>
       </w:r>
     </w:p>
     <w:bookmarkEnd w:id="9"/>
-    <w:bookmarkStart w:id="20" w:name="boletín-ud2-inicial-resuelto-1"/>
+    <w:bookmarkStart w:id="20" w:name="X29ea916a8262c0b68577a5ad0c46e80114223c0"/>
     <w:p>
       <w:pPr>
         <w:pStyle w:val="Heading1"/>
       </w:pPr>
       <w:r>
-        <w:t xml:space="preserve">✅ Boletín UD2 — Inicial (Resuelto)</w:t>
+        <w:t xml:space="preserve">✅ Boletín de Ethernet y cableado — Inicial (Resuelto)</w:t>
       </w:r>
     </w:p>
     <w:p>

--- a/docx/02-ethernet-cableado/boletin-U02-inicial-resuelto.docx
+++ b/docx/02-ethernet-cableado/boletin-U02-inicial-resuelto.docx
@@ -452,13 +452,13 @@
       </w:r>
     </w:p>
     <w:bookmarkEnd w:id="14"/>
-    <w:bookmarkStart w:id="15" w:name="sopa-de-letras-de-conectores"/>
+    <w:bookmarkStart w:id="15" w:name="conectores-nómbralos"/>
     <w:p>
       <w:pPr>
         <w:pStyle w:val="Heading2"/>
       </w:pPr>
       <w:r>
-        <w:t xml:space="preserve">6. Sopa de letras de conectores</w:t>
+        <w:t xml:space="preserve">6. Conectores: nómbralos</w:t>
       </w:r>
     </w:p>
     <w:p>
@@ -990,7 +990,7 @@
         <w:t xml:space="preserve"> </w:t>
       </w:r>
       <w:r>
-        <w:t xml:space="preserve">de payload (60 en total con cabecera+FCS) y</w:t>
+        <w:t xml:space="preserve">de payload (64 bytes de trama en total: cabecera 14 + payload 46 + FCS 4) y</w:t>
       </w:r>
       <w:r>
         <w:t xml:space="preserve"> </w:t>
@@ -1132,7 +1132,7 @@
         <w:t xml:space="preserve"> </w:t>
       </w:r>
       <w:r>
-        <w:t xml:space="preserve">El mínimo de payload es 46 bytes (60 totales con cabecera de 14 y FCS de 4).</w:t>
+        <w:t xml:space="preserve">El mínimo de payload es 46 bytes (64 bytes de trama en total: 14 de cabecera + 46 + 4 de FCS).</w:t>
       </w:r>
     </w:p>
     <w:p>
